--- a/docs/manuel/chapitre-18-salaires.docx
+++ b/docs/manuel/chapitre-18-salaires.docx
@@ -322,7 +322,7 @@
                 <w:sz w:val="20"/>
                 <w:szCs w:val="20"/>
               </w:rPr>
-              <w:t xml:space="preserve">2.101.388</w:t>
+              <w:t xml:space="preserve">2.101.389</w:t>
             </w:r>
           </w:p>
         </w:tc>
@@ -9427,7 +9427,7 @@
         <w:sz w:val="14"/>
         <w:szCs w:val="14"/>
       </w:rPr>
-      <w:t xml:space="preserve">Version 2.101.388 de l'application  ·  30 septembre 2026  ·  document interne BMI Togo</w:t>
+      <w:t xml:space="preserve">Version 2.101.389 de l'application  ·  30 septembre 2026  ·  document interne BMI Togo</w:t>
     </w:r>
   </w:p>
 </w:ftr>

--- a/docs/manuel/chapitre-18-salaires.docx
+++ b/docs/manuel/chapitre-18-salaires.docx
@@ -322,7 +322,7 @@
                 <w:sz w:val="20"/>
                 <w:szCs w:val="20"/>
               </w:rPr>
-              <w:t xml:space="preserve">2.101.389</w:t>
+              <w:t xml:space="preserve">2.101.390</w:t>
             </w:r>
           </w:p>
         </w:tc>
@@ -9427,7 +9427,7 @@
         <w:sz w:val="14"/>
         <w:szCs w:val="14"/>
       </w:rPr>
-      <w:t xml:space="preserve">Version 2.101.389 de l'application  ·  30 septembre 2026  ·  document interne BMI Togo</w:t>
+      <w:t xml:space="preserve">Version 2.101.390 de l'application  ·  30 septembre 2026  ·  document interne BMI Togo</w:t>
     </w:r>
   </w:p>
 </w:ftr>

--- a/docs/manuel/chapitre-18-salaires.docx
+++ b/docs/manuel/chapitre-18-salaires.docx
@@ -322,7 +322,7 @@
                 <w:sz w:val="20"/>
                 <w:szCs w:val="20"/>
               </w:rPr>
-              <w:t xml:space="preserve">2.101.390</w:t>
+              <w:t xml:space="preserve">2.101.391</w:t>
             </w:r>
           </w:p>
         </w:tc>
@@ -368,7 +368,7 @@
                 <w:sz w:val="20"/>
                 <w:szCs w:val="20"/>
               </w:rPr>
-              <w:t xml:space="preserve">30 septembre 2026</w:t>
+              <w:t xml:space="preserve">1er octobre 2026</w:t>
             </w:r>
           </w:p>
         </w:tc>
@@ -9427,7 +9427,7 @@
         <w:sz w:val="14"/>
         <w:szCs w:val="14"/>
       </w:rPr>
-      <w:t xml:space="preserve">Version 2.101.390 de l'application  ·  30 septembre 2026  ·  document interne BMI Togo</w:t>
+      <w:t xml:space="preserve">Version 2.101.391 de l'application  ·  1er octobre 2026  ·  document interne BMI Togo</w:t>
     </w:r>
   </w:p>
 </w:ftr>

--- a/docs/manuel/chapitre-18-salaires.docx
+++ b/docs/manuel/chapitre-18-salaires.docx
@@ -322,7 +322,7 @@
                 <w:sz w:val="20"/>
                 <w:szCs w:val="20"/>
               </w:rPr>
-              <w:t xml:space="preserve">2.101.391</w:t>
+              <w:t xml:space="preserve">2.101.392</w:t>
             </w:r>
           </w:p>
         </w:tc>
@@ -9427,7 +9427,7 @@
         <w:sz w:val="14"/>
         <w:szCs w:val="14"/>
       </w:rPr>
-      <w:t xml:space="preserve">Version 2.101.391 de l'application  ·  1er octobre 2026  ·  document interne BMI Togo</w:t>
+      <w:t xml:space="preserve">Version 2.101.392 de l'application  ·  1er octobre 2026  ·  document interne BMI Togo</w:t>
     </w:r>
   </w:p>
 </w:ftr>

--- a/docs/manuel/chapitre-18-salaires.docx
+++ b/docs/manuel/chapitre-18-salaires.docx
@@ -322,7 +322,7 @@
                 <w:sz w:val="20"/>
                 <w:szCs w:val="20"/>
               </w:rPr>
-              <w:t xml:space="preserve">2.101.392</w:t>
+              <w:t xml:space="preserve">2.101.393</w:t>
             </w:r>
           </w:p>
         </w:tc>
@@ -9427,7 +9427,7 @@
         <w:sz w:val="14"/>
         <w:szCs w:val="14"/>
       </w:rPr>
-      <w:t xml:space="preserve">Version 2.101.392 de l'application  ·  1er octobre 2026  ·  document interne BMI Togo</w:t>
+      <w:t xml:space="preserve">Version 2.101.393 de l'application  ·  1er octobre 2026  ·  document interne BMI Togo</w:t>
     </w:r>
   </w:p>
 </w:ftr>

--- a/docs/manuel/chapitre-18-salaires.docx
+++ b/docs/manuel/chapitre-18-salaires.docx
@@ -322,7 +322,7 @@
                 <w:sz w:val="20"/>
                 <w:szCs w:val="20"/>
               </w:rPr>
-              <w:t xml:space="preserve">2.101.393</w:t>
+              <w:t xml:space="preserve">2.101.394</w:t>
             </w:r>
           </w:p>
         </w:tc>
@@ -9427,7 +9427,7 @@
         <w:sz w:val="14"/>
         <w:szCs w:val="14"/>
       </w:rPr>
-      <w:t xml:space="preserve">Version 2.101.393 de l'application  ·  1er octobre 2026  ·  document interne BMI Togo</w:t>
+      <w:t xml:space="preserve">Version 2.101.394 de l'application  ·  1er octobre 2026  ·  document interne BMI Togo</w:t>
     </w:r>
   </w:p>
 </w:ftr>

--- a/docs/manuel/chapitre-18-salaires.docx
+++ b/docs/manuel/chapitre-18-salaires.docx
@@ -322,7 +322,7 @@
                 <w:sz w:val="20"/>
                 <w:szCs w:val="20"/>
               </w:rPr>
-              <w:t xml:space="preserve">2.101.394</w:t>
+              <w:t xml:space="preserve">2.101.395</w:t>
             </w:r>
           </w:p>
         </w:tc>
@@ -9427,7 +9427,7 @@
         <w:sz w:val="14"/>
         <w:szCs w:val="14"/>
       </w:rPr>
-      <w:t xml:space="preserve">Version 2.101.394 de l'application  ·  1er octobre 2026  ·  document interne BMI Togo</w:t>
+      <w:t xml:space="preserve">Version 2.101.395 de l'application  ·  1er octobre 2026  ·  document interne BMI Togo</w:t>
     </w:r>
   </w:p>
 </w:ftr>

--- a/docs/manuel/chapitre-18-salaires.docx
+++ b/docs/manuel/chapitre-18-salaires.docx
@@ -322,7 +322,7 @@
                 <w:sz w:val="20"/>
                 <w:szCs w:val="20"/>
               </w:rPr>
-              <w:t xml:space="preserve">2.101.395</w:t>
+              <w:t xml:space="preserve">2.101.396</w:t>
             </w:r>
           </w:p>
         </w:tc>
@@ -9427,7 +9427,7 @@
         <w:sz w:val="14"/>
         <w:szCs w:val="14"/>
       </w:rPr>
-      <w:t xml:space="preserve">Version 2.101.395 de l'application  ·  1er octobre 2026  ·  document interne BMI Togo</w:t>
+      <w:t xml:space="preserve">Version 2.101.396 de l'application  ·  1er octobre 2026  ·  document interne BMI Togo</w:t>
     </w:r>
   </w:p>
 </w:ftr>

--- a/docs/manuel/chapitre-18-salaires.docx
+++ b/docs/manuel/chapitre-18-salaires.docx
@@ -322,7 +322,7 @@
                 <w:sz w:val="20"/>
                 <w:szCs w:val="20"/>
               </w:rPr>
-              <w:t xml:space="preserve">2.101.396</w:t>
+              <w:t xml:space="preserve">2.101.397</w:t>
             </w:r>
           </w:p>
         </w:tc>
@@ -9427,7 +9427,7 @@
         <w:sz w:val="14"/>
         <w:szCs w:val="14"/>
       </w:rPr>
-      <w:t xml:space="preserve">Version 2.101.396 de l'application  ·  1er octobre 2026  ·  document interne BMI Togo</w:t>
+      <w:t xml:space="preserve">Version 2.101.397 de l'application  ·  1er octobre 2026  ·  document interne BMI Togo</w:t>
     </w:r>
   </w:p>
 </w:ftr>

--- a/docs/manuel/chapitre-18-salaires.docx
+++ b/docs/manuel/chapitre-18-salaires.docx
@@ -322,7 +322,7 @@
                 <w:sz w:val="20"/>
                 <w:szCs w:val="20"/>
               </w:rPr>
-              <w:t xml:space="preserve">2.101.397</w:t>
+              <w:t xml:space="preserve">2.101.398</w:t>
             </w:r>
           </w:p>
         </w:tc>
@@ -9427,7 +9427,7 @@
         <w:sz w:val="14"/>
         <w:szCs w:val="14"/>
       </w:rPr>
-      <w:t xml:space="preserve">Version 2.101.397 de l'application  ·  1er octobre 2026  ·  document interne BMI Togo</w:t>
+      <w:t xml:space="preserve">Version 2.101.398 de l'application  ·  1er octobre 2026  ·  document interne BMI Togo</w:t>
     </w:r>
   </w:p>
 </w:ftr>

--- a/docs/manuel/chapitre-18-salaires.docx
+++ b/docs/manuel/chapitre-18-salaires.docx
@@ -322,7 +322,7 @@
                 <w:sz w:val="20"/>
                 <w:szCs w:val="20"/>
               </w:rPr>
-              <w:t xml:space="preserve">2.101.398</w:t>
+              <w:t xml:space="preserve">2.101.399</w:t>
             </w:r>
           </w:p>
         </w:tc>
@@ -9427,7 +9427,7 @@
         <w:sz w:val="14"/>
         <w:szCs w:val="14"/>
       </w:rPr>
-      <w:t xml:space="preserve">Version 2.101.398 de l'application  ·  1er octobre 2026  ·  document interne BMI Togo</w:t>
+      <w:t xml:space="preserve">Version 2.101.399 de l'application  ·  1er octobre 2026  ·  document interne BMI Togo</w:t>
     </w:r>
   </w:p>
 </w:ftr>

--- a/docs/manuel/chapitre-18-salaires.docx
+++ b/docs/manuel/chapitre-18-salaires.docx
@@ -322,7 +322,7 @@
                 <w:sz w:val="20"/>
                 <w:szCs w:val="20"/>
               </w:rPr>
-              <w:t xml:space="preserve">2.101.399</w:t>
+              <w:t xml:space="preserve">2.101.400</w:t>
             </w:r>
           </w:p>
         </w:tc>
@@ -9427,7 +9427,7 @@
         <w:sz w:val="14"/>
         <w:szCs w:val="14"/>
       </w:rPr>
-      <w:t xml:space="preserve">Version 2.101.399 de l'application  ·  1er octobre 2026  ·  document interne BMI Togo</w:t>
+      <w:t xml:space="preserve">Version 2.101.400 de l'application  ·  1er octobre 2026  ·  document interne BMI Togo</w:t>
     </w:r>
   </w:p>
 </w:ftr>

--- a/docs/manuel/chapitre-18-salaires.docx
+++ b/docs/manuel/chapitre-18-salaires.docx
@@ -322,7 +322,7 @@
                 <w:sz w:val="20"/>
                 <w:szCs w:val="20"/>
               </w:rPr>
-              <w:t xml:space="preserve">2.101.400</w:t>
+              <w:t xml:space="preserve">2.101.401</w:t>
             </w:r>
           </w:p>
         </w:tc>
@@ -9427,7 +9427,7 @@
         <w:sz w:val="14"/>
         <w:szCs w:val="14"/>
       </w:rPr>
-      <w:t xml:space="preserve">Version 2.101.400 de l'application  ·  1er octobre 2026  ·  document interne BMI Togo</w:t>
+      <w:t xml:space="preserve">Version 2.101.401 de l'application  ·  1er octobre 2026  ·  document interne BMI Togo</w:t>
     </w:r>
   </w:p>
 </w:ftr>

--- a/docs/manuel/chapitre-18-salaires.docx
+++ b/docs/manuel/chapitre-18-salaires.docx
@@ -322,7 +322,7 @@
                 <w:sz w:val="20"/>
                 <w:szCs w:val="20"/>
               </w:rPr>
-              <w:t xml:space="preserve">2.101.401</w:t>
+              <w:t xml:space="preserve">2.101.402</w:t>
             </w:r>
           </w:p>
         </w:tc>
@@ -9427,7 +9427,7 @@
         <w:sz w:val="14"/>
         <w:szCs w:val="14"/>
       </w:rPr>
-      <w:t xml:space="preserve">Version 2.101.401 de l'application  ·  1er octobre 2026  ·  document interne BMI Togo</w:t>
+      <w:t xml:space="preserve">Version 2.101.402 de l'application  ·  1er octobre 2026  ·  document interne BMI Togo</w:t>
     </w:r>
   </w:p>
 </w:ftr>

--- a/docs/manuel/chapitre-18-salaires.docx
+++ b/docs/manuel/chapitre-18-salaires.docx
@@ -322,7 +322,7 @@
                 <w:sz w:val="20"/>
                 <w:szCs w:val="20"/>
               </w:rPr>
-              <w:t xml:space="preserve">2.101.402</w:t>
+              <w:t xml:space="preserve">2.101.403</w:t>
             </w:r>
           </w:p>
         </w:tc>
@@ -9427,7 +9427,7 @@
         <w:sz w:val="14"/>
         <w:szCs w:val="14"/>
       </w:rPr>
-      <w:t xml:space="preserve">Version 2.101.402 de l'application  ·  1er octobre 2026  ·  document interne BMI Togo</w:t>
+      <w:t xml:space="preserve">Version 2.101.403 de l'application  ·  1er octobre 2026  ·  document interne BMI Togo</w:t>
     </w:r>
   </w:p>
 </w:ftr>

--- a/docs/manuel/chapitre-18-salaires.docx
+++ b/docs/manuel/chapitre-18-salaires.docx
@@ -322,7 +322,7 @@
                 <w:sz w:val="20"/>
                 <w:szCs w:val="20"/>
               </w:rPr>
-              <w:t xml:space="preserve">2.101.403</w:t>
+              <w:t xml:space="preserve">2.101.404</w:t>
             </w:r>
           </w:p>
         </w:tc>
@@ -9427,7 +9427,7 @@
         <w:sz w:val="14"/>
         <w:szCs w:val="14"/>
       </w:rPr>
-      <w:t xml:space="preserve">Version 2.101.403 de l'application  ·  1er octobre 2026  ·  document interne BMI Togo</w:t>
+      <w:t xml:space="preserve">Version 2.101.404 de l'application  ·  1er octobre 2026  ·  document interne BMI Togo</w:t>
     </w:r>
   </w:p>
 </w:ftr>

--- a/docs/manuel/chapitre-18-salaires.docx
+++ b/docs/manuel/chapitre-18-salaires.docx
@@ -322,7 +322,7 @@
                 <w:sz w:val="20"/>
                 <w:szCs w:val="20"/>
               </w:rPr>
-              <w:t xml:space="preserve">2.101.404</w:t>
+              <w:t xml:space="preserve">2.101.406</w:t>
             </w:r>
           </w:p>
         </w:tc>
@@ -9427,7 +9427,7 @@
         <w:sz w:val="14"/>
         <w:szCs w:val="14"/>
       </w:rPr>
-      <w:t xml:space="preserve">Version 2.101.404 de l'application  ·  1er octobre 2026  ·  document interne BMI Togo</w:t>
+      <w:t xml:space="preserve">Version 2.101.406 de l'application  ·  1er octobre 2026  ·  document interne BMI Togo</w:t>
     </w:r>
   </w:p>
 </w:ftr>

--- a/docs/manuel/chapitre-18-salaires.docx
+++ b/docs/manuel/chapitre-18-salaires.docx
@@ -322,7 +322,7 @@
                 <w:sz w:val="20"/>
                 <w:szCs w:val="20"/>
               </w:rPr>
-              <w:t xml:space="preserve">2.101.406</w:t>
+              <w:t xml:space="preserve">2.101.407</w:t>
             </w:r>
           </w:p>
         </w:tc>
@@ -9427,7 +9427,7 @@
         <w:sz w:val="14"/>
         <w:szCs w:val="14"/>
       </w:rPr>
-      <w:t xml:space="preserve">Version 2.101.406 de l'application  ·  1er octobre 2026  ·  document interne BMI Togo</w:t>
+      <w:t xml:space="preserve">Version 2.101.407 de l'application  ·  1er octobre 2026  ·  document interne BMI Togo</w:t>
     </w:r>
   </w:p>
 </w:ftr>

--- a/docs/manuel/chapitre-18-salaires.docx
+++ b/docs/manuel/chapitre-18-salaires.docx
@@ -322,7 +322,7 @@
                 <w:sz w:val="20"/>
                 <w:szCs w:val="20"/>
               </w:rPr>
-              <w:t xml:space="preserve">2.101.407</w:t>
+              <w:t xml:space="preserve">2.101.408</w:t>
             </w:r>
           </w:p>
         </w:tc>
@@ -9427,7 +9427,7 @@
         <w:sz w:val="14"/>
         <w:szCs w:val="14"/>
       </w:rPr>
-      <w:t xml:space="preserve">Version 2.101.407 de l'application  ·  1er octobre 2026  ·  document interne BMI Togo</w:t>
+      <w:t xml:space="preserve">Version 2.101.408 de l'application  ·  1er octobre 2026  ·  document interne BMI Togo</w:t>
     </w:r>
   </w:p>
 </w:ftr>

--- a/docs/manuel/chapitre-18-salaires.docx
+++ b/docs/manuel/chapitre-18-salaires.docx
@@ -322,7 +322,7 @@
                 <w:sz w:val="20"/>
                 <w:szCs w:val="20"/>
               </w:rPr>
-              <w:t xml:space="preserve">2.101.408</w:t>
+              <w:t xml:space="preserve">2.101.409</w:t>
             </w:r>
           </w:p>
         </w:tc>
@@ -9427,7 +9427,7 @@
         <w:sz w:val="14"/>
         <w:szCs w:val="14"/>
       </w:rPr>
-      <w:t xml:space="preserve">Version 2.101.408 de l'application  ·  1er octobre 2026  ·  document interne BMI Togo</w:t>
+      <w:t xml:space="preserve">Version 2.101.409 de l'application  ·  1er octobre 2026  ·  document interne BMI Togo</w:t>
     </w:r>
   </w:p>
 </w:ftr>

--- a/docs/manuel/chapitre-18-salaires.docx
+++ b/docs/manuel/chapitre-18-salaires.docx
@@ -322,7 +322,7 @@
                 <w:sz w:val="20"/>
                 <w:szCs w:val="20"/>
               </w:rPr>
-              <w:t xml:space="preserve">2.101.409</w:t>
+              <w:t xml:space="preserve">2.101.410</w:t>
             </w:r>
           </w:p>
         </w:tc>
@@ -9427,7 +9427,7 @@
         <w:sz w:val="14"/>
         <w:szCs w:val="14"/>
       </w:rPr>
-      <w:t xml:space="preserve">Version 2.101.409 de l'application  ·  1er octobre 2026  ·  document interne BMI Togo</w:t>
+      <w:t xml:space="preserve">Version 2.101.410 de l'application  ·  1er octobre 2026  ·  document interne BMI Togo</w:t>
     </w:r>
   </w:p>
 </w:ftr>

--- a/docs/manuel/chapitre-18-salaires.docx
+++ b/docs/manuel/chapitre-18-salaires.docx
@@ -322,7 +322,7 @@
                 <w:sz w:val="20"/>
                 <w:szCs w:val="20"/>
               </w:rPr>
-              <w:t xml:space="preserve">2.101.410</w:t>
+              <w:t xml:space="preserve">2.101.411</w:t>
             </w:r>
           </w:p>
         </w:tc>
@@ -9427,7 +9427,7 @@
         <w:sz w:val="14"/>
         <w:szCs w:val="14"/>
       </w:rPr>
-      <w:t xml:space="preserve">Version 2.101.410 de l'application  ·  1er octobre 2026  ·  document interne BMI Togo</w:t>
+      <w:t xml:space="preserve">Version 2.101.411 de l'application  ·  1er octobre 2026  ·  document interne BMI Togo</w:t>
     </w:r>
   </w:p>
 </w:ftr>

--- a/docs/manuel/chapitre-18-salaires.docx
+++ b/docs/manuel/chapitre-18-salaires.docx
@@ -322,7 +322,7 @@
                 <w:sz w:val="20"/>
                 <w:szCs w:val="20"/>
               </w:rPr>
-              <w:t xml:space="preserve">2.101.411</w:t>
+              <w:t xml:space="preserve">2.101.412</w:t>
             </w:r>
           </w:p>
         </w:tc>
@@ -3269,7 +3269,7 @@
                 <w:sz w:val="20"/>
                 <w:szCs w:val="20"/>
               </w:rPr>
-              <w:t xml:space="preserve">Le mois, le montant, un motif, puis </w:t>
+              <w:t xml:space="preserve">Le mois, le montant, un motif, puis le </w:t>
             </w:r>
             <w:r>
               <w:rPr>
@@ -3278,14 +3278,14 @@
                 <w:sz w:val="20"/>
                 <w:szCs w:val="20"/>
               </w:rPr>
-              <w:t xml:space="preserve">la caisse qui paie</w:t>
+              <w:t xml:space="preserve">moyen de paiement</w:t>
             </w:r>
             <w:r>
               <w:rPr>
                 <w:sz w:val="20"/>
                 <w:szCs w:val="20"/>
               </w:rPr>
-              <w:t xml:space="preserve"> et le </w:t>
+              <w:t xml:space="preserve"> (la banque de la fiche est rappelée) et </w:t>
             </w:r>
             <w:r>
               <w:rPr>
@@ -3294,14 +3294,30 @@
                 <w:sz w:val="20"/>
                 <w:szCs w:val="20"/>
               </w:rPr>
-              <w:t xml:space="preserve">moyen de paiement</w:t>
+              <w:t xml:space="preserve">« D'où sort l'argent ? »</w:t>
             </w:r>
             <w:r>
               <w:rPr>
                 <w:sz w:val="20"/>
                 <w:szCs w:val="20"/>
               </w:rPr>
-              <w:t xml:space="preserve"> (la banque de la fiche est rappelée). L'argent part </w:t>
+              <w:t xml:space="preserve"> : la caisse d'une boutique de l'espace (en espèces, pas plus que ce qu'elle contient), et en réel 👤 Chez le DG ou 🧾 Chez le comptable ; un </w:t>
+            </w:r>
+            <w:r>
+              <w:rPr>
+                <w:b/>
+                <w:bCs/>
+                <w:sz w:val="20"/>
+                <w:szCs w:val="20"/>
+              </w:rPr>
+              <w:t xml:space="preserve">virement bancaire</w:t>
+            </w:r>
+            <w:r>
+              <w:rPr>
+                <w:sz w:val="20"/>
+                <w:szCs w:val="20"/>
+              </w:rPr>
+              <w:t xml:space="preserve"> sort de 🏦 BANQUE, l'application demande seulement à quelle boutique imputer la charge. L'argent part </w:t>
             </w:r>
             <w:r>
               <w:rPr>
@@ -3583,7 +3599,7 @@
                 <w:sz w:val="21"/>
                 <w:szCs w:val="21"/>
               </w:rPr>
-              <w:t xml:space="preserve">Moyen, référence, caisse</w:t>
+              <w:t xml:space="preserve">Moyen, référence, d'où sort l'argent</w:t>
             </w:r>
           </w:p>
           <w:p>
@@ -3592,7 +3608,39 @@
                 <w:sz w:val="20"/>
                 <w:szCs w:val="20"/>
               </w:rPr>
-              <w:t xml:space="preserve">Le moyen (« Virement bancaire » d'office), une référence facultative, puis la caisse qui paie.</w:t>
+              <w:t xml:space="preserve">Le moyen (« Virement bancaire » d'office), une référence facultative, puis </w:t>
+            </w:r>
+            <w:r>
+              <w:rPr>
+                <w:b/>
+                <w:bCs/>
+                <w:sz w:val="20"/>
+                <w:szCs w:val="20"/>
+              </w:rPr>
+              <w:t xml:space="preserve">« D'où sort l'argent ? »</w:t>
+            </w:r>
+            <w:r>
+              <w:rPr>
+                <w:sz w:val="20"/>
+                <w:szCs w:val="20"/>
+              </w:rPr>
+              <w:t xml:space="preserve"> : la caisse d'une boutique de l'espace (en espèces, pas plus que ce qu'elle contient), et en réel 👤 Chez le DG ou 🧾 Chez le comptable ; un </w:t>
+            </w:r>
+            <w:r>
+              <w:rPr>
+                <w:b/>
+                <w:bCs/>
+                <w:sz w:val="20"/>
+                <w:szCs w:val="20"/>
+              </w:rPr>
+              <w:t xml:space="preserve">virement bancaire</w:t>
+            </w:r>
+            <w:r>
+              <w:rPr>
+                <w:sz w:val="20"/>
+                <w:szCs w:val="20"/>
+              </w:rPr>
+              <w:t xml:space="preserve"> sort de 🏦 BANQUE, l'application demande seulement à quelle boutique imputer la charge. La confirmation dit d'où l'argent sort.</w:t>
             </w:r>
           </w:p>
         </w:tc>
@@ -3702,6 +3750,81 @@
     <w:p>
       <w:pPr>
         <w:spacing w:after="200"/>
+      </w:pPr>
+    </w:p>
+    <w:tbl>
+      <w:tblPr>
+        <w:tblW w:type="dxa" w:w="9300"/>
+        <w:tblBorders>
+          <w:top w:val="none" w:color="FFFFFF" w:sz="0"/>
+          <w:left w:val="single" w:color="1D4ED8" w:sz="28"/>
+          <w:bottom w:val="none" w:color="FFFFFF" w:sz="0"/>
+          <w:right w:val="none" w:color="FFFFFF" w:sz="0"/>
+          <w:insideH w:val="none" w:color="FFFFFF" w:sz="0"/>
+          <w:insideV w:val="none" w:color="FFFFFF" w:sz="0"/>
+        </w:tblBorders>
+      </w:tblPr>
+      <w:tblGrid>
+        <w:gridCol w:w="9300"/>
+      </w:tblGrid>
+      <w:tr>
+        <w:trPr>
+          <w:cantSplit/>
+        </w:trPr>
+        <w:tc>
+          <w:tcPr>
+            <w:tcW w:type="dxa" w:w="9300"/>
+            <w:shd w:fill="EFF6FF" w:color="auto" w:val="clear"/>
+            <w:tcMar>
+              <w:top w:type="dxa" w:w="140"/>
+              <w:left w:type="dxa" w:w="220"/>
+              <w:bottom w:type="dxa" w:w="140"/>
+              <w:right w:type="dxa" w:w="220"/>
+            </w:tcMar>
+          </w:tcPr>
+          <w:p>
+            <w:pPr>
+              <w:spacing w:after="60"/>
+            </w:pPr>
+            <w:r>
+              <w:rPr>
+                <w:b/>
+                <w:bCs/>
+                <w:color w:val="1D4ED8"/>
+                <w:sz w:val="17"/>
+                <w:szCs w:val="17"/>
+              </w:rPr>
+              <w:t xml:space="preserve">ℹ  À SAVOIR</w:t>
+            </w:r>
+          </w:p>
+          <w:p>
+            <w:r>
+              <w:rPr>
+                <w:b/>
+                <w:bCs/>
+              </w:rPr>
+              <w:t xml:space="preserve">Payé « Chez le DG »</w:t>
+            </w:r>
+            <w:r>
+              <w:t xml:space="preserve"> : l'argent sort de la caisse de BMI chez le DG ; s'il n'y en a pas assez, le reste devient un apport de l'exploitant (📊 Tableau de bord → 👤 DG). Une retenue de crédit BMI s'y lit en entrée. </w:t>
+            </w:r>
+            <w:r>
+              <w:rPr>
+                <w:b/>
+                <w:bCs/>
+              </w:rPr>
+              <w:t xml:space="preserve">Payé depuis une boutique</w:t>
+            </w:r>
+            <w:r>
+              <w:t xml:space="preserve"> : seul le vendeur ou le gérant de CETTE boutique est prévenu.</w:t>
+            </w:r>
+          </w:p>
+        </w:tc>
+      </w:tr>
+    </w:tbl>
+    <w:p>
+      <w:pPr>
+        <w:spacing w:after="160"/>
       </w:pPr>
     </w:p>
     <w:tbl>
@@ -4198,7 +4321,7 @@
                 <w:sz w:val="20"/>
                 <w:szCs w:val="20"/>
               </w:rPr>
-              <w:t xml:space="preserve"> : le montant accordé, le nombre de mensualités, un commentaire, la caisse et le moyen de remise. Une dépense « Prêt au personnel » sort de la caisse. </w:t>
+              <w:t xml:space="preserve"> : le montant accordé, le nombre de mensualités, un commentaire, le moyen de remise et « D'où sort l'argent ? » (la même question que le salaire). Une dépense « Prêt au personnel » est écrite. </w:t>
             </w:r>
             <w:r>
               <w:rPr>
@@ -9427,7 +9550,7 @@
         <w:sz w:val="14"/>
         <w:szCs w:val="14"/>
       </w:rPr>
-      <w:t xml:space="preserve">Version 2.101.411 de l'application  ·  1er octobre 2026  ·  document interne BMI Togo</w:t>
+      <w:t xml:space="preserve">Version 2.101.412 de l'application  ·  1er octobre 2026  ·  document interne BMI Togo</w:t>
     </w:r>
   </w:p>
 </w:ftr>

--- a/docs/manuel/chapitre-18-salaires.docx
+++ b/docs/manuel/chapitre-18-salaires.docx
@@ -322,7 +322,7 @@
                 <w:sz w:val="20"/>
                 <w:szCs w:val="20"/>
               </w:rPr>
-              <w:t xml:space="preserve">2.101.412</w:t>
+              <w:t xml:space="preserve">2.101.413</w:t>
             </w:r>
           </w:p>
         </w:tc>
@@ -4426,10 +4426,308 @@
           </w:p>
         </w:tc>
       </w:tr>
+      <w:tr>
+        <w:trPr>
+          <w:cantSplit/>
+        </w:trPr>
+        <w:tc>
+          <w:tcPr>
+            <w:tcW w:type="dxa" w:w="760"/>
+            <w:shd w:fill="1D4ED8" w:color="auto" w:val="clear"/>
+            <w:tcMar>
+              <w:top w:type="dxa" w:w="100"/>
+              <w:left w:type="dxa" w:w="0"/>
+              <w:bottom w:type="dxa" w:w="100"/>
+              <w:right w:type="dxa" w:w="0"/>
+            </w:tcMar>
+            <w:vAlign w:val="center"/>
+          </w:tcPr>
+          <w:p>
+            <w:pPr>
+              <w:jc w:val="center"/>
+            </w:pPr>
+            <w:r>
+              <w:rPr>
+                <w:b/>
+                <w:bCs/>
+                <w:color w:val="FFFFFF"/>
+                <w:sz w:val="26"/>
+                <w:szCs w:val="26"/>
+              </w:rPr>
+              <w:t xml:space="preserve">4</w:t>
+            </w:r>
+          </w:p>
+        </w:tc>
+        <w:tc>
+          <w:tcPr>
+            <w:tcW w:type="dxa" w:w="8540"/>
+            <w:shd w:fill="F8FAFC" w:color="auto" w:val="clear"/>
+            <w:tcMar>
+              <w:top w:type="dxa" w:w="110"/>
+              <w:left w:type="dxa" w:w="200"/>
+              <w:bottom w:type="dxa" w:w="110"/>
+              <w:right w:type="dxa" w:w="160"/>
+            </w:tcMar>
+          </w:tcPr>
+          <w:p>
+            <w:pPr>
+              <w:spacing w:after="40"/>
+            </w:pPr>
+            <w:r>
+              <w:rPr>
+                <w:b/>
+                <w:bCs/>
+                <w:color w:val="0F172A"/>
+                <w:sz w:val="21"/>
+                <w:szCs w:val="21"/>
+              </w:rPr>
+              <w:t xml:space="preserve">📥 Crédit d'avant l'application (administrateur)</w:t>
+            </w:r>
+          </w:p>
+          <w:p>
+            <w:r>
+              <w:rPr>
+                <w:sz w:val="20"/>
+                <w:szCs w:val="20"/>
+              </w:rPr>
+              <w:t xml:space="preserve">Pour un prêt remis AVANT l'application : bouton </w:t>
+            </w:r>
+            <w:r>
+              <w:rPr>
+                <w:b/>
+                <w:bCs/>
+                <w:sz w:val="20"/>
+                <w:szCs w:val="20"/>
+              </w:rPr>
+              <w:t xml:space="preserve">📥 Crédit d'avant l'application</w:t>
+            </w:r>
+            <w:r>
+              <w:rPr>
+                <w:sz w:val="20"/>
+                <w:szCs w:val="20"/>
+              </w:rPr>
+              <w:t xml:space="preserve"> en tête de 🏦 Crédits BMI. L'employé, ce qui </w:t>
+            </w:r>
+            <w:r>
+              <w:rPr>
+                <w:b/>
+                <w:bCs/>
+                <w:sz w:val="20"/>
+                <w:szCs w:val="20"/>
+              </w:rPr>
+              <w:t xml:space="preserve">reste dû aujourd'hui</w:t>
+            </w:r>
+            <w:r>
+              <w:rPr>
+                <w:sz w:val="20"/>
+                <w:szCs w:val="20"/>
+              </w:rPr>
+              <w:t xml:space="preserve"> (pas le montant d'origine), le remboursement (mensualités et premier mois, ou libre), un motif. </w:t>
+            </w:r>
+            <w:r>
+              <w:rPr>
+                <w:b/>
+                <w:bCs/>
+                <w:sz w:val="20"/>
+                <w:szCs w:val="20"/>
+              </w:rPr>
+              <w:t xml:space="preserve">Aucune caisse ne bouge</w:t>
+            </w:r>
+            <w:r>
+              <w:rPr>
+                <w:sz w:val="20"/>
+                <w:szCs w:val="20"/>
+              </w:rPr>
+              <w:t xml:space="preserve"> : l'argent est sorti avant. La ligne porte « 📥 D'avant l'application ».</w:t>
+            </w:r>
+          </w:p>
+        </w:tc>
+      </w:tr>
+      <w:tr>
+        <w:trPr>
+          <w:cantSplit/>
+        </w:trPr>
+        <w:tc>
+          <w:tcPr>
+            <w:tcW w:type="dxa" w:w="760"/>
+            <w:shd w:fill="1D4ED8" w:color="auto" w:val="clear"/>
+            <w:tcMar>
+              <w:top w:type="dxa" w:w="100"/>
+              <w:left w:type="dxa" w:w="0"/>
+              <w:bottom w:type="dxa" w:w="100"/>
+              <w:right w:type="dxa" w:w="0"/>
+            </w:tcMar>
+            <w:vAlign w:val="center"/>
+          </w:tcPr>
+          <w:p>
+            <w:pPr>
+              <w:jc w:val="center"/>
+            </w:pPr>
+            <w:r>
+              <w:rPr>
+                <w:b/>
+                <w:bCs/>
+                <w:color w:val="FFFFFF"/>
+                <w:sz w:val="26"/>
+                <w:szCs w:val="26"/>
+              </w:rPr>
+              <w:t xml:space="preserve">5</w:t>
+            </w:r>
+          </w:p>
+        </w:tc>
+        <w:tc>
+          <w:tcPr>
+            <w:tcW w:type="dxa" w:w="8540"/>
+            <w:tcMar>
+              <w:top w:type="dxa" w:w="110"/>
+              <w:left w:type="dxa" w:w="200"/>
+              <w:bottom w:type="dxa" w:w="110"/>
+              <w:right w:type="dxa" w:w="160"/>
+            </w:tcMar>
+          </w:tcPr>
+          <w:p>
+            <w:pPr>
+              <w:spacing w:after="40"/>
+            </w:pPr>
+            <w:r>
+              <w:rPr>
+                <w:b/>
+                <w:bCs/>
+                <w:color w:val="0F172A"/>
+                <w:sz w:val="21"/>
+                <w:szCs w:val="21"/>
+              </w:rPr>
+              <w:t xml:space="preserve">↩ Date d'avant l'application</w:t>
+            </w:r>
+          </w:p>
+          <w:p>
+            <w:r>
+              <w:rPr>
+                <w:sz w:val="20"/>
+                <w:szCs w:val="20"/>
+              </w:rPr>
+              <w:t xml:space="preserve">Un ancien prêt saisi par erreur avec </w:t>
+            </w:r>
+            <w:r>
+              <w:rPr>
+                <w:b/>
+                <w:bCs/>
+                <w:sz w:val="20"/>
+                <w:szCs w:val="20"/>
+              </w:rPr>
+              <w:t xml:space="preserve">Approuver</w:t>
+            </w:r>
+            <w:r>
+              <w:rPr>
+                <w:sz w:val="20"/>
+                <w:szCs w:val="20"/>
+              </w:rPr>
+              <w:t xml:space="preserve"> a écrit une sortie de caisse datée du jour. Sur sa ligne, tant qu'il n'a </w:t>
+            </w:r>
+            <w:r>
+              <w:rPr>
+                <w:b/>
+                <w:bCs/>
+                <w:sz w:val="20"/>
+                <w:szCs w:val="20"/>
+              </w:rPr>
+              <w:t xml:space="preserve">aucun remboursement</w:t>
+            </w:r>
+            <w:r>
+              <w:rPr>
+                <w:sz w:val="20"/>
+                <w:szCs w:val="20"/>
+              </w:rPr>
+              <w:t xml:space="preserve"> : </w:t>
+            </w:r>
+            <w:r>
+              <w:rPr>
+                <w:b/>
+                <w:bCs/>
+                <w:sz w:val="20"/>
+                <w:szCs w:val="20"/>
+              </w:rPr>
+              <w:t xml:space="preserve">↩ Date d'avant l'application</w:t>
+            </w:r>
+            <w:r>
+              <w:rPr>
+                <w:sz w:val="20"/>
+                <w:szCs w:val="20"/>
+              </w:rPr>
+              <w:t xml:space="preserve"> retire cette sortie et garde le crédit, ce qui reste dû et les retenues.</w:t>
+            </w:r>
+          </w:p>
+        </w:tc>
+      </w:tr>
     </w:tbl>
     <w:p>
       <w:pPr>
         <w:spacing w:after="200"/>
+      </w:pPr>
+    </w:p>
+    <w:tbl>
+      <w:tblPr>
+        <w:tblW w:type="dxa" w:w="9300"/>
+        <w:tblBorders>
+          <w:top w:val="none" w:color="FFFFFF" w:sz="0"/>
+          <w:left w:val="single" w:color="1D4ED8" w:sz="28"/>
+          <w:bottom w:val="none" w:color="FFFFFF" w:sz="0"/>
+          <w:right w:val="none" w:color="FFFFFF" w:sz="0"/>
+          <w:insideH w:val="none" w:color="FFFFFF" w:sz="0"/>
+          <w:insideV w:val="none" w:color="FFFFFF" w:sz="0"/>
+        </w:tblBorders>
+      </w:tblPr>
+      <w:tblGrid>
+        <w:gridCol w:w="9300"/>
+      </w:tblGrid>
+      <w:tr>
+        <w:trPr>
+          <w:cantSplit/>
+        </w:trPr>
+        <w:tc>
+          <w:tcPr>
+            <w:tcW w:type="dxa" w:w="9300"/>
+            <w:shd w:fill="EFF6FF" w:color="auto" w:val="clear"/>
+            <w:tcMar>
+              <w:top w:type="dxa" w:w="140"/>
+              <w:left w:type="dxa" w:w="220"/>
+              <w:bottom w:type="dxa" w:w="140"/>
+              <w:right w:type="dxa" w:w="220"/>
+            </w:tcMar>
+          </w:tcPr>
+          <w:p>
+            <w:pPr>
+              <w:spacing w:after="60"/>
+            </w:pPr>
+            <w:r>
+              <w:rPr>
+                <w:b/>
+                <w:bCs/>
+                <w:color w:val="1D4ED8"/>
+                <w:sz w:val="17"/>
+                <w:szCs w:val="17"/>
+              </w:rPr>
+              <w:t xml:space="preserve">ℹ  À SAVOIR</w:t>
+            </w:r>
+          </w:p>
+          <w:p>
+            <w:r>
+              <w:rPr>
+                <w:b/>
+                <w:bCs/>
+              </w:rPr>
+              <w:t xml:space="preserve">Un prêt au personnel n'est pas une charge</w:t>
+            </w:r>
+            <w:r>
+              <w:t xml:space="preserve"> : l'argent doit revenir (compte 421, une créance sur l'employé). Il sort bien de la caisse, mais il ne baisse ni le résultat ni les dépenses du tableau de bord, et il n'apparaît plus dans 📤 Dépenses. Le journal comptable l'écrit en 421.</w:t>
+            </w:r>
+          </w:p>
+        </w:tc>
+      </w:tr>
+    </w:tbl>
+    <w:p>
+      <w:pPr>
+        <w:spacing w:after="160"/>
       </w:pPr>
     </w:p>
     <w:p>
@@ -5946,10 +6244,10 @@
           <w:b/>
           <w:bCs/>
         </w:rPr>
-        <w:t xml:space="preserve">Chaque sortie d'argent est une dépense</w:t>
-      </w:r>
-      <w:r>
-        <w:t xml:space="preserve"> : « Salaires » (virement, avance), « Prêt au personnel » (crédit accordé), « Cotisations CNSS ». Ce sont des dépenses automatiques : elles ne passent pas par la validation du DG et ne se modifient pas dans 📤 Dépenses.</w:t>
+        <w:t xml:space="preserve">Chaque sortie d'argent s'écrit</w:t>
+      </w:r>
+      <w:r>
+        <w:t xml:space="preserve"> : « Salaires » (virement, avance), « Prêt au personnel » (crédit accordé), « Cotisations CNSS ». Ce sont des écritures automatiques : elles ne passent pas par la validation du DG et ne se modifient pas dans 📤 Dépenses. Le prêt au personnel, lui, n'est pas une charge : il ne compte pas dans le résultat.</w:t>
       </w:r>
     </w:p>
     <w:p>
@@ -7472,7 +7770,7 @@
                 <w:sz w:val="20"/>
                 <w:szCs w:val="20"/>
               </w:rPr>
-              <w:t xml:space="preserve">Une fois approuvé, 20 000 F sont retirés de son net pendant 3 mois ; la caisse a sorti 60 000 F en « Prêt au personnel ».</w:t>
+              <w:t xml:space="preserve">Une fois approuvé, 20 000 F sont retirés de son net pendant 3 mois ; la caisse a sorti 60 000 F en « Prêt au personnel » — sans toucher au résultat, puisque l'argent revient.</w:t>
             </w:r>
           </w:p>
         </w:tc>
@@ -7534,7 +7832,7 @@
                 <w:sz w:val="20"/>
                 <w:szCs w:val="20"/>
               </w:rPr>
-              <w:t xml:space="preserve">Pour septembre, la base CNSS d'AMA est 110 000 F.</w:t>
+              <w:t xml:space="preserve">ANGELE devait encore 400 000 F d'un prêt reçu avant l'application.</w:t>
             </w:r>
           </w:p>
         </w:tc>
@@ -7574,23 +7872,7 @@
                 <w:sz w:val="20"/>
                 <w:szCs w:val="20"/>
               </w:rPr>
-              <w:t xml:space="preserve">Part salariale 9 900 F (déjà retenue), part patronale 22,5 % = 24 750 F : environ </w:t>
-            </w:r>
-            <w:r>
-              <w:rPr>
-                <w:b/>
-                <w:bCs/>
-                <w:sz w:val="20"/>
-                <w:szCs w:val="20"/>
-              </w:rPr>
-              <w:t xml:space="preserve">34 650 F</w:t>
-            </w:r>
-            <w:r>
-              <w:rPr>
-                <w:sz w:val="20"/>
-                <w:szCs w:val="20"/>
-              </w:rPr>
-              <w:t xml:space="preserve"> à reverser pour elle.</w:t>
+              <w:t xml:space="preserve">📥 Crédit d'avant l'application : 400 000 F restants, ses mensualités, son premier mois. Aucune caisse ne bouge. Si on l'avait approuvé par erreur avec « Approuver », ↩ Date d'avant l'application retire la sortie de caisse.</w:t>
             </w:r>
           </w:p>
         </w:tc>
@@ -7644,6 +7926,124 @@
                 <w:szCs w:val="17"/>
               </w:rPr>
               <w:t xml:space="preserve">CAS 5  ·  LA SITUATION</w:t>
+            </w:r>
+          </w:p>
+          <w:p>
+            <w:r>
+              <w:rPr>
+                <w:sz w:val="20"/>
+                <w:szCs w:val="20"/>
+              </w:rPr>
+              <w:t xml:space="preserve">Pour septembre, la base CNSS d'AMA est 110 000 F.</w:t>
+            </w:r>
+          </w:p>
+        </w:tc>
+      </w:tr>
+      <w:tr>
+        <w:trPr>
+          <w:cantSplit/>
+        </w:trPr>
+        <w:tc>
+          <w:tcPr>
+            <w:tcW w:type="dxa" w:w="9300"/>
+            <w:tcMar>
+              <w:top w:type="dxa" w:w="140"/>
+              <w:left w:type="dxa" w:w="220"/>
+              <w:bottom w:type="dxa" w:w="140"/>
+              <w:right w:type="dxa" w:w="220"/>
+            </w:tcMar>
+          </w:tcPr>
+          <w:p>
+            <w:pPr>
+              <w:spacing w:after="60"/>
+            </w:pPr>
+            <w:r>
+              <w:rPr>
+                <w:b/>
+                <w:bCs/>
+                <w:color w:val="15803D"/>
+                <w:sz w:val="17"/>
+                <w:szCs w:val="17"/>
+              </w:rPr>
+              <w:t xml:space="preserve">✅  CE QU'ON ATTEND</w:t>
+            </w:r>
+          </w:p>
+          <w:p>
+            <w:r>
+              <w:rPr>
+                <w:sz w:val="20"/>
+                <w:szCs w:val="20"/>
+              </w:rPr>
+              <w:t xml:space="preserve">Part salariale 9 900 F (déjà retenue), part patronale 22,5 % = 24 750 F : environ </w:t>
+            </w:r>
+            <w:r>
+              <w:rPr>
+                <w:b/>
+                <w:bCs/>
+                <w:sz w:val="20"/>
+                <w:szCs w:val="20"/>
+              </w:rPr>
+              <w:t xml:space="preserve">34 650 F</w:t>
+            </w:r>
+            <w:r>
+              <w:rPr>
+                <w:sz w:val="20"/>
+                <w:szCs w:val="20"/>
+              </w:rPr>
+              <w:t xml:space="preserve"> à reverser pour elle.</w:t>
+            </w:r>
+          </w:p>
+        </w:tc>
+      </w:tr>
+    </w:tbl>
+    <w:p>
+      <w:pPr>
+        <w:spacing w:after="200"/>
+      </w:pPr>
+    </w:p>
+    <w:tbl>
+      <w:tblPr>
+        <w:tblW w:type="dxa" w:w="9300"/>
+        <w:tblBorders>
+          <w:top w:val="single" w:color="CBD5E1" w:sz="4"/>
+          <w:left w:val="single" w:color="CBD5E1" w:sz="4"/>
+          <w:bottom w:val="single" w:color="CBD5E1" w:sz="4"/>
+          <w:right w:val="single" w:color="CBD5E1" w:sz="4"/>
+          <w:insideH w:val="none" w:color="FFFFFF" w:sz="0"/>
+          <w:insideV w:val="single" w:color="CBD5E1" w:sz="4"/>
+        </w:tblBorders>
+      </w:tblPr>
+      <w:tblGrid>
+        <w:gridCol w:w="9300"/>
+      </w:tblGrid>
+      <w:tr>
+        <w:trPr>
+          <w:cantSplit/>
+        </w:trPr>
+        <w:tc>
+          <w:tcPr>
+            <w:tcW w:type="dxa" w:w="9300"/>
+            <w:shd w:fill="F1F5F9" w:color="auto" w:val="clear"/>
+            <w:tcMar>
+              <w:top w:type="dxa" w:w="140"/>
+              <w:left w:type="dxa" w:w="220"/>
+              <w:bottom w:type="dxa" w:w="140"/>
+              <w:right w:type="dxa" w:w="220"/>
+            </w:tcMar>
+          </w:tcPr>
+          <w:p>
+            <w:pPr>
+              <w:spacing w:after="60"/>
+            </w:pPr>
+            <w:r>
+              <w:rPr>
+                <w:b/>
+                <w:bCs/>
+                <w:color w:val="1E3A8A"/>
+                <w:sz w:val="17"/>
+                <w:szCs w:val="17"/>
+              </w:rPr>
+              <w:t xml:space="preserve">CAS 6  ·  LA SITUATION</w:t>
             </w:r>
           </w:p>
           <w:p>
@@ -9550,7 +9950,7 @@
         <w:sz w:val="14"/>
         <w:szCs w:val="14"/>
       </w:rPr>
-      <w:t xml:space="preserve">Version 2.101.412 de l'application  ·  1er octobre 2026  ·  document interne BMI Togo</w:t>
+      <w:t xml:space="preserve">Version 2.101.413 de l'application  ·  1er octobre 2026  ·  document interne BMI Togo</w:t>
     </w:r>
   </w:p>
 </w:ftr>

--- a/docs/manuel/chapitre-18-salaires.docx
+++ b/docs/manuel/chapitre-18-salaires.docx
@@ -322,7 +322,7 @@
                 <w:sz w:val="20"/>
                 <w:szCs w:val="20"/>
               </w:rPr>
-              <w:t xml:space="preserve">2.101.413</w:t>
+              <w:t xml:space="preserve">2.101.414</w:t>
             </w:r>
           </w:p>
         </w:tc>
@@ -3317,7 +3317,7 @@
                 <w:sz w:val="20"/>
                 <w:szCs w:val="20"/>
               </w:rPr>
-              <w:t xml:space="preserve"> sort de 🏦 BANQUE, l'application demande seulement à quelle boutique imputer la charge. L'argent part </w:t>
+              <w:t xml:space="preserve"> demande aussi d'où il part — 🏦 BANQUE, et en réel 👤 Chez le DG ou 🧾 Chez le comptable —, puis à quelle boutique imputer la charge (la ligne « Salaires » ou la commission se lit dans 📤 Dépenses de CETTE boutique). L'argent part </w:t>
             </w:r>
             <w:r>
               <w:rPr>
@@ -3640,7 +3640,7 @@
                 <w:sz w:val="20"/>
                 <w:szCs w:val="20"/>
               </w:rPr>
-              <w:t xml:space="preserve"> sort de 🏦 BANQUE, l'application demande seulement à quelle boutique imputer la charge. La confirmation dit d'où l'argent sort.</w:t>
+              <w:t xml:space="preserve"> demande aussi d'où il part — 🏦 BANQUE, et en réel 👤 Chez le DG ou 🧾 Chez le comptable —, puis à quelle boutique imputer la charge (la ligne « Salaires » ou la commission se lit dans 📤 Dépenses de CETTE boutique). La confirmation dit d'où l'argent sort.</w:t>
             </w:r>
           </w:p>
         </w:tc>
@@ -9950,7 +9950,7 @@
         <w:sz w:val="14"/>
         <w:szCs w:val="14"/>
       </w:rPr>
-      <w:t xml:space="preserve">Version 2.101.413 de l'application  ·  1er octobre 2026  ·  document interne BMI Togo</w:t>
+      <w:t xml:space="preserve">Version 2.101.414 de l'application  ·  1er octobre 2026  ·  document interne BMI Togo</w:t>
     </w:r>
   </w:p>
 </w:ftr>

--- a/docs/manuel/chapitre-18-salaires.docx
+++ b/docs/manuel/chapitre-18-salaires.docx
@@ -322,7 +322,7 @@
                 <w:sz w:val="20"/>
                 <w:szCs w:val="20"/>
               </w:rPr>
-              <w:t xml:space="preserve">2.101.414</w:t>
+              <w:t xml:space="preserve">2.101.415</w:t>
             </w:r>
           </w:p>
         </w:tc>
@@ -4631,14 +4631,14 @@
                 <w:sz w:val="20"/>
                 <w:szCs w:val="20"/>
               </w:rPr>
-              <w:t xml:space="preserve">aucun remboursement</w:t>
-            </w:r>
-            <w:r>
-              <w:rPr>
-                <w:sz w:val="20"/>
-                <w:szCs w:val="20"/>
-              </w:rPr>
-              <w:t xml:space="preserve"> : </w:t>
+              <w:t xml:space="preserve">aucun remboursement versé en caisse</w:t>
+            </w:r>
+            <w:r>
+              <w:rPr>
+                <w:sz w:val="20"/>
+                <w:szCs w:val="20"/>
+              </w:rPr>
+              <w:t xml:space="preserve"> (une retenue sur salaire ne compte pas) : </w:t>
             </w:r>
             <w:r>
               <w:rPr>
@@ -4655,6 +4655,107 @@
                 <w:szCs w:val="20"/>
               </w:rPr>
               <w:t xml:space="preserve"> retire cette sortie et garde le crédit, ce qui reste dû et les retenues.</w:t>
+            </w:r>
+          </w:p>
+        </w:tc>
+      </w:tr>
+      <w:tr>
+        <w:trPr>
+          <w:cantSplit/>
+        </w:trPr>
+        <w:tc>
+          <w:tcPr>
+            <w:tcW w:type="dxa" w:w="760"/>
+            <w:shd w:fill="1D4ED8" w:color="auto" w:val="clear"/>
+            <w:tcMar>
+              <w:top w:type="dxa" w:w="100"/>
+              <w:left w:type="dxa" w:w="0"/>
+              <w:bottom w:type="dxa" w:w="100"/>
+              <w:right w:type="dxa" w:w="0"/>
+            </w:tcMar>
+            <w:vAlign w:val="center"/>
+          </w:tcPr>
+          <w:p>
+            <w:pPr>
+              <w:jc w:val="center"/>
+            </w:pPr>
+            <w:r>
+              <w:rPr>
+                <w:b/>
+                <w:bCs/>
+                <w:color w:val="FFFFFF"/>
+                <w:sz w:val="26"/>
+                <w:szCs w:val="26"/>
+              </w:rPr>
+              <w:t xml:space="preserve">6</w:t>
+            </w:r>
+          </w:p>
+        </w:tc>
+        <w:tc>
+          <w:tcPr>
+            <w:tcW w:type="dxa" w:w="8540"/>
+            <w:shd w:fill="F8FAFC" w:color="auto" w:val="clear"/>
+            <w:tcMar>
+              <w:top w:type="dxa" w:w="110"/>
+              <w:left w:type="dxa" w:w="200"/>
+              <w:bottom w:type="dxa" w:w="110"/>
+              <w:right w:type="dxa" w:w="160"/>
+            </w:tcMar>
+          </w:tcPr>
+          <w:p>
+            <w:pPr>
+              <w:spacing w:after="40"/>
+            </w:pPr>
+            <w:r>
+              <w:rPr>
+                <w:b/>
+                <w:bCs/>
+                <w:color w:val="0F172A"/>
+                <w:sz w:val="21"/>
+                <w:szCs w:val="21"/>
+              </w:rPr>
+              <w:t xml:space="preserve">🗑 Retirer (administrateur principal)</w:t>
+            </w:r>
+          </w:p>
+          <w:p>
+            <w:r>
+              <w:rPr>
+                <w:sz w:val="20"/>
+                <w:szCs w:val="20"/>
+              </w:rPr>
+              <w:t xml:space="preserve">Un crédit saisi par erreur — un doublon, un faux « + Remboursement » pour annuler une sortie qui n'a pas eu lieu. Motif obligatoire. Le crédit part </w:t>
+            </w:r>
+            <w:r>
+              <w:rPr>
+                <w:b/>
+                <w:bCs/>
+                <w:sz w:val="20"/>
+                <w:szCs w:val="20"/>
+              </w:rPr>
+              <w:t xml:space="preserve">avec ses lignes d'argent</w:t>
+            </w:r>
+            <w:r>
+              <w:rPr>
+                <w:sz w:val="20"/>
+                <w:szCs w:val="20"/>
+              </w:rPr>
+              <w:t xml:space="preserve"> : la sortie du prêt et ses remboursements versés en caisse, quelle que soit la caisse ; la confirmation les liste. </w:t>
+            </w:r>
+            <w:r>
+              <w:rPr>
+                <w:b/>
+                <w:bCs/>
+                <w:sz w:val="20"/>
+                <w:szCs w:val="20"/>
+              </w:rPr>
+              <w:t xml:space="preserve">Une retenue déjà prise sur un salaire reste</w:t>
+            </w:r>
+            <w:r>
+              <w:rPr>
+                <w:sz w:val="20"/>
+                <w:szCs w:val="20"/>
+              </w:rPr>
+              <w:t xml:space="preserve"> avec le salaire : l'argent a vraiment été retenu. Une ligne reste dans 🕘 Historique.</w:t>
             </w:r>
           </w:p>
         </w:tc>
@@ -9950,7 +10051,7 @@
         <w:sz w:val="14"/>
         <w:szCs w:val="14"/>
       </w:rPr>
-      <w:t xml:space="preserve">Version 2.101.414 de l'application  ·  1er octobre 2026  ·  document interne BMI Togo</w:t>
+      <w:t xml:space="preserve">Version 2.101.415 de l'application  ·  1er octobre 2026  ·  document interne BMI Togo</w:t>
     </w:r>
   </w:p>
 </w:ftr>

--- a/docs/manuel/chapitre-18-salaires.docx
+++ b/docs/manuel/chapitre-18-salaires.docx
@@ -322,7 +322,7 @@
                 <w:sz w:val="20"/>
                 <w:szCs w:val="20"/>
               </w:rPr>
-              <w:t xml:space="preserve">2.101.415</w:t>
+              <w:t xml:space="preserve">2.101.416</w:t>
             </w:r>
           </w:p>
         </w:tc>
@@ -4820,7 +4820,82 @@
               <w:t xml:space="preserve">Un prêt au personnel n'est pas une charge</w:t>
             </w:r>
             <w:r>
-              <w:t xml:space="preserve"> : l'argent doit revenir (compte 421, une créance sur l'employé). Il sort bien de la caisse, mais il ne baisse ni le résultat ni les dépenses du tableau de bord, et il n'apparaît plus dans 📤 Dépenses. Le journal comptable l'écrit en 421.</w:t>
+              <w:t xml:space="preserve"> : l'argent doit revenir (compte 421, une créance sur l'employé). Il sort bien de la caisse, mais il ne baisse ni le résultat ni les dépenses du tableau de bord ; dans 📤 Dépenses il se lit avec la mention « n'est pas une charge ». Le journal comptable l'écrit en 421 ; un </w:t>
+            </w:r>
+            <w:r>
+              <w:rPr>
+                <w:b/>
+                <w:bCs/>
+              </w:rPr>
+              <w:t xml:space="preserve">crédit d'avant l'application</w:t>
+            </w:r>
+            <w:r>
+              <w:t xml:space="preserve"> y reçoit une ligne d'ouverture (journal AN : débit 421 / crédit 471, compte d'attente) que le comptable rapproche de ses livres.</w:t>
+            </w:r>
+          </w:p>
+        </w:tc>
+      </w:tr>
+    </w:tbl>
+    <w:p>
+      <w:pPr>
+        <w:spacing w:after="160"/>
+      </w:pPr>
+    </w:p>
+    <w:tbl>
+      <w:tblPr>
+        <w:tblW w:type="dxa" w:w="9300"/>
+        <w:tblBorders>
+          <w:top w:val="none" w:color="FFFFFF" w:sz="0"/>
+          <w:left w:val="single" w:color="1D4ED8" w:sz="28"/>
+          <w:bottom w:val="none" w:color="FFFFFF" w:sz="0"/>
+          <w:right w:val="none" w:color="FFFFFF" w:sz="0"/>
+          <w:insideH w:val="none" w:color="FFFFFF" w:sz="0"/>
+          <w:insideV w:val="none" w:color="FFFFFF" w:sz="0"/>
+        </w:tblBorders>
+      </w:tblPr>
+      <w:tblGrid>
+        <w:gridCol w:w="9300"/>
+      </w:tblGrid>
+      <w:tr>
+        <w:trPr>
+          <w:cantSplit/>
+        </w:trPr>
+        <w:tc>
+          <w:tcPr>
+            <w:tcW w:type="dxa" w:w="9300"/>
+            <w:shd w:fill="EFF6FF" w:color="auto" w:val="clear"/>
+            <w:tcMar>
+              <w:top w:type="dxa" w:w="140"/>
+              <w:left w:type="dxa" w:w="220"/>
+              <w:bottom w:type="dxa" w:w="140"/>
+              <w:right w:type="dxa" w:w="220"/>
+            </w:tcMar>
+          </w:tcPr>
+          <w:p>
+            <w:pPr>
+              <w:spacing w:after="60"/>
+            </w:pPr>
+            <w:r>
+              <w:rPr>
+                <w:b/>
+                <w:bCs/>
+                <w:color w:val="1D4ED8"/>
+                <w:sz w:val="17"/>
+                <w:szCs w:val="17"/>
+              </w:rPr>
+              <w:t xml:space="preserve">ℹ  À SAVOIR</w:t>
+            </w:r>
+          </w:p>
+          <w:p>
+            <w:r>
+              <w:rPr>
+                <w:b/>
+                <w:bCs/>
+              </w:rPr>
+              <w:t xml:space="preserve">Un salaire avec une retenue de crédit</w:t>
+            </w:r>
+            <w:r>
+              <w:t xml:space="preserve"> garde son montant entier dans 📤 Dépenses (c'est la charge réelle : 60 000 F), avec dessous « sorti de la caisse : 35 000 F — 25 000 F retenus sur le crédit ». La caisse ne perd que ce qui a été remis à l'employé.</w:t>
             </w:r>
           </w:p>
         </w:tc>
@@ -10051,7 +10126,7 @@
         <w:sz w:val="14"/>
         <w:szCs w:val="14"/>
       </w:rPr>
-      <w:t xml:space="preserve">Version 2.101.415 de l'application  ·  1er octobre 2026  ·  document interne BMI Togo</w:t>
+      <w:t xml:space="preserve">Version 2.101.416 de l'application  ·  1er octobre 2026  ·  document interne BMI Togo</w:t>
     </w:r>
   </w:p>
 </w:ftr>

--- a/docs/manuel/chapitre-18-salaires.docx
+++ b/docs/manuel/chapitre-18-salaires.docx
@@ -322,7 +322,7 @@
                 <w:sz w:val="20"/>
                 <w:szCs w:val="20"/>
               </w:rPr>
-              <w:t xml:space="preserve">2.101.416</w:t>
+              <w:t xml:space="preserve">2.101.417</w:t>
             </w:r>
           </w:p>
         </w:tc>
@@ -4748,14 +4748,82 @@
                 <w:sz w:val="20"/>
                 <w:szCs w:val="20"/>
               </w:rPr>
-              <w:t xml:space="preserve">Une retenue déjà prise sur un salaire reste</w:t>
-            </w:r>
-            <w:r>
-              <w:rPr>
-                <w:sz w:val="20"/>
-                <w:szCs w:val="20"/>
-              </w:rPr>
-              <w:t xml:space="preserve"> avec le salaire : l'argent a vraiment été retenu. Une ligne reste dans 🕘 Historique.</w:t>
+              <w:t xml:space="preserve">Une retenue déjà prise sur un salaire ne disparaît pas</w:t>
+            </w:r>
+            <w:r>
+              <w:rPr>
+                <w:sz w:val="20"/>
+                <w:szCs w:val="20"/>
+              </w:rPr>
+              <w:t xml:space="preserve"> : l'application demande à quel autre crédit la rattacher (son reste dû ne change pas, le bulletin du mois la compte toujours). Une ligne reste dans 🕘 Historique.</w:t>
+            </w:r>
+          </w:p>
+        </w:tc>
+      </w:tr>
+      <w:tr>
+        <w:trPr>
+          <w:cantSplit/>
+        </w:trPr>
+        <w:tc>
+          <w:tcPr>
+            <w:tcW w:type="dxa" w:w="760"/>
+            <w:shd w:fill="1D4ED8" w:color="auto" w:val="clear"/>
+            <w:tcMar>
+              <w:top w:type="dxa" w:w="100"/>
+              <w:left w:type="dxa" w:w="0"/>
+              <w:bottom w:type="dxa" w:w="100"/>
+              <w:right w:type="dxa" w:w="0"/>
+            </w:tcMar>
+            <w:vAlign w:val="center"/>
+          </w:tcPr>
+          <w:p>
+            <w:pPr>
+              <w:jc w:val="center"/>
+            </w:pPr>
+            <w:r>
+              <w:rPr>
+                <w:b/>
+                <w:bCs/>
+                <w:color w:val="FFFFFF"/>
+                <w:sz w:val="26"/>
+                <w:szCs w:val="26"/>
+              </w:rPr>
+              <w:t xml:space="preserve">7</w:t>
+            </w:r>
+          </w:p>
+        </w:tc>
+        <w:tc>
+          <w:tcPr>
+            <w:tcW w:type="dxa" w:w="8540"/>
+            <w:tcMar>
+              <w:top w:type="dxa" w:w="110"/>
+              <w:left w:type="dxa" w:w="200"/>
+              <w:bottom w:type="dxa" w:w="110"/>
+              <w:right w:type="dxa" w:w="160"/>
+            </w:tcMar>
+          </w:tcPr>
+          <w:p>
+            <w:pPr>
+              <w:spacing w:after="40"/>
+            </w:pPr>
+            <w:r>
+              <w:rPr>
+                <w:b/>
+                <w:bCs/>
+                <w:color w:val="0F172A"/>
+                <w:sz w:val="21"/>
+                <w:szCs w:val="21"/>
+              </w:rPr>
+              <w:t xml:space="preserve">↪ Rattacher la retenue</w:t>
+            </w:r>
+          </w:p>
+          <w:p>
+            <w:r>
+              <w:rPr>
+                <w:sz w:val="20"/>
+                <w:szCs w:val="20"/>
+              </w:rPr>
+              <w:t xml:space="preserve">S'affiche sur un crédit accordé quand une retenue sur salaire n'est plus portée par aucun crédit (un crédit retiré avant la version 2.101.417). Un clic la rattache : le reste dû ne bouge pas, le bulletin du mois recompte la retenue et son « reste à percevoir » redevient juste.</w:t>
             </w:r>
           </w:p>
         </w:tc>
@@ -10126,7 +10194,7 @@
         <w:sz w:val="14"/>
         <w:szCs w:val="14"/>
       </w:rPr>
-      <w:t xml:space="preserve">Version 2.101.416 de l'application  ·  1er octobre 2026  ·  document interne BMI Togo</w:t>
+      <w:t xml:space="preserve">Version 2.101.417 de l'application  ·  1er octobre 2026  ·  document interne BMI Togo</w:t>
     </w:r>
   </w:p>
 </w:ftr>

--- a/docs/manuel/chapitre-18-salaires.docx
+++ b/docs/manuel/chapitre-18-salaires.docx
@@ -322,7 +322,7 @@
                 <w:sz w:val="20"/>
                 <w:szCs w:val="20"/>
               </w:rPr>
-              <w:t xml:space="preserve">2.101.417</w:t>
+              <w:t xml:space="preserve">2.101.418</w:t>
             </w:r>
           </w:p>
         </w:tc>
@@ -3742,6 +3742,90 @@
                 <w:szCs w:val="20"/>
               </w:rPr>
               <w:t xml:space="preserve"> jusqu'à ce que l'employé confirme.</w:t>
+            </w:r>
+          </w:p>
+        </w:tc>
+      </w:tr>
+      <w:tr>
+        <w:trPr>
+          <w:cantSplit/>
+        </w:trPr>
+        <w:tc>
+          <w:tcPr>
+            <w:tcW w:type="dxa" w:w="760"/>
+            <w:shd w:fill="1D4ED8" w:color="auto" w:val="clear"/>
+            <w:tcMar>
+              <w:top w:type="dxa" w:w="100"/>
+              <w:left w:type="dxa" w:w="0"/>
+              <w:bottom w:type="dxa" w:w="100"/>
+              <w:right w:type="dxa" w:w="0"/>
+            </w:tcMar>
+            <w:vAlign w:val="center"/>
+          </w:tcPr>
+          <w:p>
+            <w:pPr>
+              <w:jc w:val="center"/>
+            </w:pPr>
+            <w:r>
+              <w:rPr>
+                <w:b/>
+                <w:bCs/>
+                <w:color w:val="FFFFFF"/>
+                <w:sz w:val="26"/>
+                <w:szCs w:val="26"/>
+              </w:rPr>
+              <w:t xml:space="preserve">5</w:t>
+            </w:r>
+          </w:p>
+        </w:tc>
+        <w:tc>
+          <w:tcPr>
+            <w:tcW w:type="dxa" w:w="8540"/>
+            <w:tcMar>
+              <w:top w:type="dxa" w:w="110"/>
+              <w:left w:type="dxa" w:w="200"/>
+              <w:bottom w:type="dxa" w:w="110"/>
+              <w:right w:type="dxa" w:w="160"/>
+            </w:tcMar>
+          </w:tcPr>
+          <w:p>
+            <w:pPr>
+              <w:spacing w:after="40"/>
+            </w:pPr>
+            <w:r>
+              <w:rPr>
+                <w:b/>
+                <w:bCs/>
+                <w:color w:val="0F172A"/>
+                <w:sz w:val="21"/>
+                <w:szCs w:val="21"/>
+              </w:rPr>
+              <w:t xml:space="preserve">📲 L'avis part du numéro BMI</w:t>
+            </w:r>
+          </w:p>
+          <w:p>
+            <w:r>
+              <w:rPr>
+                <w:sz w:val="20"/>
+                <w:szCs w:val="20"/>
+              </w:rPr>
+              <w:t xml:space="preserve">Juste après, l'employé reçoit </w:t>
+            </w:r>
+            <w:r>
+              <w:rPr>
+                <w:b/>
+                <w:bCs/>
+                <w:sz w:val="20"/>
+                <w:szCs w:val="20"/>
+              </w:rPr>
+              <w:t xml:space="preserve">tout seul</w:t>
+            </w:r>
+            <w:r>
+              <w:rPr>
+                <w:sz w:val="20"/>
+                <w:szCs w:val="20"/>
+              </w:rPr>
+              <w:t xml:space="preserve"> un message WhatsApp du numéro BMI : son salaire du mois, la date, le montant et le moyen, la référence (celle tapée, sinon le N° du bulletin), le rôle et le numéro de celui qui a payé, et l'invitation à confirmer dans l'onglet « Salaire ». Aucune question, WhatsApp ne s'ouvre pas. Sans numéro sur sa fiche, rien ne part et la confirmation le dit (👥 Utilisateurs → ⋯ Gérer → 📞). Dans 📲 WhatsApp, la ligne ne montre pas le salaire : seuls celui qui a payé et l'administrateur principal en lisent le détail.</w:t>
             </w:r>
           </w:p>
         </w:tc>
@@ -10194,7 +10278,7 @@
         <w:sz w:val="14"/>
         <w:szCs w:val="14"/>
       </w:rPr>
-      <w:t xml:space="preserve">Version 2.101.417 de l'application  ·  1er octobre 2026  ·  document interne BMI Togo</w:t>
+      <w:t xml:space="preserve">Version 2.101.418 de l'application  ·  1er octobre 2026  ·  document interne BMI Togo</w:t>
     </w:r>
   </w:p>
 </w:ftr>

--- a/docs/manuel/chapitre-18-salaires.docx
+++ b/docs/manuel/chapitre-18-salaires.docx
@@ -322,7 +322,7 @@
                 <w:sz w:val="20"/>
                 <w:szCs w:val="20"/>
               </w:rPr>
-              <w:t xml:space="preserve">2.101.418</w:t>
+              <w:t xml:space="preserve">2.101.419</w:t>
             </w:r>
           </w:p>
         </w:tc>
@@ -10278,7 +10278,7 @@
         <w:sz w:val="14"/>
         <w:szCs w:val="14"/>
       </w:rPr>
-      <w:t xml:space="preserve">Version 2.101.418 de l'application  ·  1er octobre 2026  ·  document interne BMI Togo</w:t>
+      <w:t xml:space="preserve">Version 2.101.419 de l'application  ·  1er octobre 2026  ·  document interne BMI Togo</w:t>
     </w:r>
   </w:p>
 </w:ftr>

--- a/docs/manuel/chapitre-18-salaires.docx
+++ b/docs/manuel/chapitre-18-salaires.docx
@@ -322,7 +322,7 @@
                 <w:sz w:val="20"/>
                 <w:szCs w:val="20"/>
               </w:rPr>
-              <w:t xml:space="preserve">2.101.419</w:t>
+              <w:t xml:space="preserve">2.101.420</w:t>
             </w:r>
           </w:p>
         </w:tc>
@@ -10278,7 +10278,7 @@
         <w:sz w:val="14"/>
         <w:szCs w:val="14"/>
       </w:rPr>
-      <w:t xml:space="preserve">Version 2.101.419 de l'application  ·  1er octobre 2026  ·  document interne BMI Togo</w:t>
+      <w:t xml:space="preserve">Version 2.101.420 de l'application  ·  1er octobre 2026  ·  document interne BMI Togo</w:t>
     </w:r>
   </w:p>
 </w:ftr>

--- a/docs/manuel/chapitre-18-salaires.docx
+++ b/docs/manuel/chapitre-18-salaires.docx
@@ -322,7 +322,7 @@
                 <w:sz w:val="20"/>
                 <w:szCs w:val="20"/>
               </w:rPr>
-              <w:t xml:space="preserve">2.101.420</w:t>
+              <w:t xml:space="preserve">2.101.421</w:t>
             </w:r>
           </w:p>
         </w:tc>
@@ -3825,7 +3825,7 @@
                 <w:sz w:val="20"/>
                 <w:szCs w:val="20"/>
               </w:rPr>
-              <w:t xml:space="preserve"> un message WhatsApp du numéro BMI : son salaire du mois, la date, le montant et le moyen, la référence (celle tapée, sinon le N° du bulletin), le rôle et le numéro de celui qui a payé, et l'invitation à confirmer dans l'onglet « Salaire ». Aucune question, WhatsApp ne s'ouvre pas. Sans numéro sur sa fiche, rien ne part et la confirmation le dit (👥 Utilisateurs → ⋯ Gérer → 📞). Dans 📲 WhatsApp, la ligne ne montre pas le salaire : seuls celui qui a payé et l'administrateur principal en lisent le détail.</w:t>
+              <w:t xml:space="preserve"> un message WhatsApp du numéro BMI : son salaire du mois, la date, le montant et le moyen, la référence (celle tapée, sinon le N° du bulletin), le rôle et le numéro de celui qui a payé — et, un mois où une échéance de crédit BMI est retenue, le salaire, la retenue, le versé et ce qui reste à rembourser sur le crédit, et l'invitation à confirmer dans l'onglet « Salaire ». Aucune question, WhatsApp ne s'ouvre pas. Sans numéro sur sa fiche, rien ne part et la confirmation le dit (👥 Utilisateurs → ⋯ Gérer → 📞). Dans 📲 WhatsApp, la ligne ne montre pas le salaire : seuls celui qui a payé et l'administrateur principal en lisent le détail.</w:t>
             </w:r>
           </w:p>
         </w:tc>
@@ -10278,7 +10278,7 @@
         <w:sz w:val="14"/>
         <w:szCs w:val="14"/>
       </w:rPr>
-      <w:t xml:space="preserve">Version 2.101.420 de l'application  ·  1er octobre 2026  ·  document interne BMI Togo</w:t>
+      <w:t xml:space="preserve">Version 2.101.421 de l'application  ·  1er octobre 2026  ·  document interne BMI Togo</w:t>
     </w:r>
   </w:p>
 </w:ftr>

--- a/docs/manuel/chapitre-18-salaires.docx
+++ b/docs/manuel/chapitre-18-salaires.docx
@@ -322,7 +322,7 @@
                 <w:sz w:val="20"/>
                 <w:szCs w:val="20"/>
               </w:rPr>
-              <w:t xml:space="preserve">2.101.421</w:t>
+              <w:t xml:space="preserve">2.101.422</w:t>
             </w:r>
           </w:p>
         </w:tc>
@@ -10278,7 +10278,7 @@
         <w:sz w:val="14"/>
         <w:szCs w:val="14"/>
       </w:rPr>
-      <w:t xml:space="preserve">Version 2.101.421 de l'application  ·  1er octobre 2026  ·  document interne BMI Togo</w:t>
+      <w:t xml:space="preserve">Version 2.101.422 de l'application  ·  1er octobre 2026  ·  document interne BMI Togo</w:t>
     </w:r>
   </w:p>
 </w:ftr>

--- a/docs/manuel/chapitre-18-salaires.docx
+++ b/docs/manuel/chapitre-18-salaires.docx
@@ -322,7 +322,7 @@
                 <w:sz w:val="20"/>
                 <w:szCs w:val="20"/>
               </w:rPr>
-              <w:t xml:space="preserve">2.101.422</w:t>
+              <w:t xml:space="preserve">2.101.423</w:t>
             </w:r>
           </w:p>
         </w:tc>
@@ -10278,7 +10278,7 @@
         <w:sz w:val="14"/>
         <w:szCs w:val="14"/>
       </w:rPr>
-      <w:t xml:space="preserve">Version 2.101.422 de l'application  ·  1er octobre 2026  ·  document interne BMI Togo</w:t>
+      <w:t xml:space="preserve">Version 2.101.423 de l'application  ·  1er octobre 2026  ·  document interne BMI Togo</w:t>
     </w:r>
   </w:p>
 </w:ftr>

--- a/docs/manuel/chapitre-18-salaires.docx
+++ b/docs/manuel/chapitre-18-salaires.docx
@@ -322,7 +322,7 @@
                 <w:sz w:val="20"/>
                 <w:szCs w:val="20"/>
               </w:rPr>
-              <w:t xml:space="preserve">2.101.423</w:t>
+              <w:t xml:space="preserve">2.101.424</w:t>
             </w:r>
           </w:p>
         </w:tc>
@@ -10278,7 +10278,7 @@
         <w:sz w:val="14"/>
         <w:szCs w:val="14"/>
       </w:rPr>
-      <w:t xml:space="preserve">Version 2.101.423 de l'application  ·  1er octobre 2026  ·  document interne BMI Togo</w:t>
+      <w:t xml:space="preserve">Version 2.101.424 de l'application  ·  1er octobre 2026  ·  document interne BMI Togo</w:t>
     </w:r>
   </w:p>
 </w:ftr>

--- a/docs/manuel/chapitre-18-salaires.docx
+++ b/docs/manuel/chapitre-18-salaires.docx
@@ -322,7 +322,7 @@
                 <w:sz w:val="20"/>
                 <w:szCs w:val="20"/>
               </w:rPr>
-              <w:t xml:space="preserve">2.101.424</w:t>
+              <w:t xml:space="preserve">2.101.425</w:t>
             </w:r>
           </w:p>
         </w:tc>
@@ -3079,6 +3079,106 @@
                 <w:szCs w:val="20"/>
               </w:rPr>
               <w:t xml:space="preserve"> avec l'ancien et le nouveau montant : l'employé le lit dans « 📈 Mon avancement ».</w:t>
+            </w:r>
+          </w:p>
+        </w:tc>
+      </w:tr>
+      <w:tr>
+        <w:trPr>
+          <w:cantSplit/>
+        </w:trPr>
+        <w:tc>
+          <w:tcPr>
+            <w:tcW w:type="dxa" w:w="760"/>
+            <w:shd w:fill="1D4ED8" w:color="auto" w:val="clear"/>
+            <w:tcMar>
+              <w:top w:type="dxa" w:w="100"/>
+              <w:left w:type="dxa" w:w="0"/>
+              <w:bottom w:type="dxa" w:w="100"/>
+              <w:right w:type="dxa" w:w="0"/>
+            </w:tcMar>
+            <w:vAlign w:val="center"/>
+          </w:tcPr>
+          <w:p>
+            <w:pPr>
+              <w:jc w:val="center"/>
+            </w:pPr>
+            <w:r>
+              <w:rPr>
+                <w:b/>
+                <w:bCs/>
+                <w:color w:val="FFFFFF"/>
+                <w:sz w:val="26"/>
+                <w:szCs w:val="26"/>
+              </w:rPr>
+              <w:t xml:space="preserve">3</w:t>
+            </w:r>
+          </w:p>
+        </w:tc>
+        <w:tc>
+          <w:tcPr>
+            <w:tcW w:type="dxa" w:w="8540"/>
+            <w:tcMar>
+              <w:top w:type="dxa" w:w="110"/>
+              <w:left w:type="dxa" w:w="200"/>
+              <w:bottom w:type="dxa" w:w="110"/>
+              <w:right w:type="dxa" w:w="160"/>
+            </w:tcMar>
+          </w:tcPr>
+          <w:p>
+            <w:pPr>
+              <w:spacing w:after="40"/>
+            </w:pPr>
+            <w:r>
+              <w:rPr>
+                <w:b/>
+                <w:bCs/>
+                <w:color w:val="0F172A"/>
+                <w:sz w:val="21"/>
+                <w:szCs w:val="21"/>
+              </w:rPr>
+              <w:t xml:space="preserve">L'avis d'avancement, du numéro WhatsApp BMI</w:t>
+            </w:r>
+          </w:p>
+          <w:p>
+            <w:r>
+              <w:rPr>
+                <w:sz w:val="20"/>
+                <w:szCs w:val="20"/>
+              </w:rPr>
+              <w:t xml:space="preserve">Quand le salaire </w:t>
+            </w:r>
+            <w:r>
+              <w:rPr>
+                <w:b/>
+                <w:bCs/>
+                <w:sz w:val="20"/>
+                <w:szCs w:val="20"/>
+              </w:rPr>
+              <w:t xml:space="preserve">augmente</w:t>
+            </w:r>
+            <w:r>
+              <w:rPr>
+                <w:sz w:val="20"/>
+                <w:szCs w:val="20"/>
+              </w:rPr>
+              <w:t xml:space="preserve">, l'application demande : « Envoyer l'avis d'avancement à … ? ». Oui : l'employé reçoit l'ancien et le nouveau salaire, le mois et le motif (sans motif : « décision de la Direction »). Répondez </w:t>
+            </w:r>
+            <w:r>
+              <w:rPr>
+                <w:b/>
+                <w:bCs/>
+                <w:sz w:val="20"/>
+                <w:szCs w:val="20"/>
+              </w:rPr>
+              <w:t xml:space="preserve">Annuler</w:t>
+            </w:r>
+            <w:r>
+              <w:rPr>
+                <w:sz w:val="20"/>
+                <w:szCs w:val="20"/>
+              </w:rPr>
+              <w:t xml:space="preserve"> si ce n'était qu'une correction de saisie. Une baisse ou une première saisie n'envoie rien ; une fiche sans numéro non plus (l'écran le dit). Dans 📲 WhatsApp, la ligne est cachée : seuls celui qui l'a envoyé et l'administrateur principal en lisent le détail.</w:t>
             </w:r>
           </w:p>
         </w:tc>
@@ -10278,7 +10378,7 @@
         <w:sz w:val="14"/>
         <w:szCs w:val="14"/>
       </w:rPr>
-      <w:t xml:space="preserve">Version 2.101.424 de l'application  ·  1er octobre 2026  ·  document interne BMI Togo</w:t>
+      <w:t xml:space="preserve">Version 2.101.425 de l'application  ·  1er octobre 2026  ·  document interne BMI Togo</w:t>
     </w:r>
   </w:p>
 </w:ftr>

--- a/docs/manuel/chapitre-18-salaires.docx
+++ b/docs/manuel/chapitre-18-salaires.docx
@@ -322,7 +322,7 @@
                 <w:sz w:val="20"/>
                 <w:szCs w:val="20"/>
               </w:rPr>
-              <w:t xml:space="preserve">2.101.425</w:t>
+              <w:t xml:space="preserve">2.101.426</w:t>
             </w:r>
           </w:p>
         </w:tc>
@@ -10378,7 +10378,7 @@
         <w:sz w:val="14"/>
         <w:szCs w:val="14"/>
       </w:rPr>
-      <w:t xml:space="preserve">Version 2.101.425 de l'application  ·  1er octobre 2026  ·  document interne BMI Togo</w:t>
+      <w:t xml:space="preserve">Version 2.101.426 de l'application  ·  1er octobre 2026  ·  document interne BMI Togo</w:t>
     </w:r>
   </w:p>
 </w:ftr>

--- a/docs/manuel/chapitre-18-salaires.docx
+++ b/docs/manuel/chapitre-18-salaires.docx
@@ -322,7 +322,7 @@
                 <w:sz w:val="20"/>
                 <w:szCs w:val="20"/>
               </w:rPr>
-              <w:t xml:space="preserve">2.101.426</w:t>
+              <w:t xml:space="preserve">2.101.427</w:t>
             </w:r>
           </w:p>
         </w:tc>
@@ -10378,7 +10378,7 @@
         <w:sz w:val="14"/>
         <w:szCs w:val="14"/>
       </w:rPr>
-      <w:t xml:space="preserve">Version 2.101.426 de l'application  ·  1er octobre 2026  ·  document interne BMI Togo</w:t>
+      <w:t xml:space="preserve">Version 2.101.427 de l'application  ·  1er octobre 2026  ·  document interne BMI Togo</w:t>
     </w:r>
   </w:p>
 </w:ftr>

--- a/docs/manuel/chapitre-18-salaires.docx
+++ b/docs/manuel/chapitre-18-salaires.docx
@@ -322,7 +322,7 @@
                 <w:sz w:val="20"/>
                 <w:szCs w:val="20"/>
               </w:rPr>
-              <w:t xml:space="preserve">2.101.427</w:t>
+              <w:t xml:space="preserve">2.101.428</w:t>
             </w:r>
           </w:p>
         </w:tc>
@@ -10378,7 +10378,7 @@
         <w:sz w:val="14"/>
         <w:szCs w:val="14"/>
       </w:rPr>
-      <w:t xml:space="preserve">Version 2.101.427 de l'application  ·  1er octobre 2026  ·  document interne BMI Togo</w:t>
+      <w:t xml:space="preserve">Version 2.101.428 de l'application  ·  1er octobre 2026  ·  document interne BMI Togo</w:t>
     </w:r>
   </w:p>
 </w:ftr>

--- a/docs/manuel/chapitre-18-salaires.docx
+++ b/docs/manuel/chapitre-18-salaires.docx
@@ -322,7 +322,7 @@
                 <w:sz w:val="20"/>
                 <w:szCs w:val="20"/>
               </w:rPr>
-              <w:t xml:space="preserve">2.101.428</w:t>
+              <w:t xml:space="preserve">2.101.429</w:t>
             </w:r>
           </w:p>
         </w:tc>
@@ -2045,7 +2045,7 @@
                 <w:sz w:val="19"/>
                 <w:szCs w:val="19"/>
               </w:rPr>
-              <w:t xml:space="preserve">💵 Salaire, 📈 Taux %, + Prime, − Avance, 🏦 Banque, 💸 Virement, Annuler virement.</w:t>
+              <w:t xml:space="preserve">💵 Salaire, 📈 Taux %, 📅 Paie suivie depuis, + Prime, − Avance, 🏦 Banque, 💸 Virement, Annuler virement.</w:t>
             </w:r>
           </w:p>
         </w:tc>
@@ -3183,10 +3183,169 @@
           </w:p>
         </w:tc>
       </w:tr>
+      <w:tr>
+        <w:trPr>
+          <w:cantSplit/>
+        </w:trPr>
+        <w:tc>
+          <w:tcPr>
+            <w:tcW w:type="dxa" w:w="760"/>
+            <w:shd w:fill="1D4ED8" w:color="auto" w:val="clear"/>
+            <w:tcMar>
+              <w:top w:type="dxa" w:w="100"/>
+              <w:left w:type="dxa" w:w="0"/>
+              <w:bottom w:type="dxa" w:w="100"/>
+              <w:right w:type="dxa" w:w="0"/>
+            </w:tcMar>
+            <w:vAlign w:val="center"/>
+          </w:tcPr>
+          <w:p>
+            <w:pPr>
+              <w:jc w:val="center"/>
+            </w:pPr>
+            <w:r>
+              <w:rPr>
+                <w:b/>
+                <w:bCs/>
+                <w:color w:val="FFFFFF"/>
+                <w:sz w:val="26"/>
+                <w:szCs w:val="26"/>
+              </w:rPr>
+              <w:t xml:space="preserve">4</w:t>
+            </w:r>
+          </w:p>
+        </w:tc>
+        <w:tc>
+          <w:tcPr>
+            <w:tcW w:type="dxa" w:w="8540"/>
+            <w:shd w:fill="F8FAFC" w:color="auto" w:val="clear"/>
+            <w:tcMar>
+              <w:top w:type="dxa" w:w="110"/>
+              <w:left w:type="dxa" w:w="200"/>
+              <w:bottom w:type="dxa" w:w="110"/>
+              <w:right w:type="dxa" w:w="160"/>
+            </w:tcMar>
+          </w:tcPr>
+          <w:p>
+            <w:pPr>
+              <w:spacing w:after="40"/>
+            </w:pPr>
+            <w:r>
+              <w:rPr>
+                <w:b/>
+                <w:bCs/>
+                <w:color w:val="0F172A"/>
+                <w:sz w:val="21"/>
+                <w:szCs w:val="21"/>
+              </w:rPr>
+              <w:t xml:space="preserve">📅 Paie suivie depuis</w:t>
+            </w:r>
+          </w:p>
+          <w:p>
+            <w:r>
+              <w:rPr>
+                <w:sz w:val="20"/>
+                <w:szCs w:val="20"/>
+              </w:rPr>
+              <w:t xml:space="preserve">Le </w:t>
+            </w:r>
+            <w:r>
+              <w:rPr>
+                <w:b/>
+                <w:bCs/>
+                <w:sz w:val="20"/>
+                <w:szCs w:val="20"/>
+              </w:rPr>
+              <w:t xml:space="preserve">premier mois de paie suivi dans l'application</w:t>
+            </w:r>
+            <w:r>
+              <w:rPr>
+                <w:sz w:val="20"/>
+                <w:szCs w:val="20"/>
+              </w:rPr>
+              <w:t xml:space="preserve">. Les mois d'avant ne sont plus proposés, ni dans 💵 Mon salaire de l'employé ni dans 💵 Salaires : ils ont été payés </w:t>
+            </w:r>
+            <w:r>
+              <w:rPr>
+                <w:b/>
+                <w:bCs/>
+                <w:sz w:val="20"/>
+                <w:szCs w:val="20"/>
+              </w:rPr>
+              <w:t xml:space="preserve">hors de l'application</w:t>
+            </w:r>
+            <w:r>
+              <w:rPr>
+                <w:sz w:val="20"/>
+                <w:szCs w:val="20"/>
+              </w:rPr>
+              <w:t xml:space="preserve">, et un bulletin de ces mois-là aurait affiché « reste à percevoir » à tort. Laissée vide, la case prend le premier versement, la première prime ou la première avance enregistrés ; sans rien d'enregistré, seul le mois en cours est proposé. Un mois à venir est refusé, et un argent déjà enregistré avant ce mois n'est jamais caché (la liste commence alors à lui).</w:t>
+            </w:r>
+          </w:p>
+        </w:tc>
+      </w:tr>
     </w:tbl>
     <w:p>
       <w:pPr>
         <w:spacing w:after="200"/>
+      </w:pPr>
+    </w:p>
+    <w:tbl>
+      <w:tblPr>
+        <w:tblW w:type="dxa" w:w="9300"/>
+        <w:tblBorders>
+          <w:top w:val="none" w:color="FFFFFF" w:sz="0"/>
+          <w:left w:val="single" w:color="1D4ED8" w:sz="28"/>
+          <w:bottom w:val="none" w:color="FFFFFF" w:sz="0"/>
+          <w:right w:val="none" w:color="FFFFFF" w:sz="0"/>
+          <w:insideH w:val="none" w:color="FFFFFF" w:sz="0"/>
+          <w:insideV w:val="none" w:color="FFFFFF" w:sz="0"/>
+        </w:tblBorders>
+      </w:tblPr>
+      <w:tblGrid>
+        <w:gridCol w:w="9300"/>
+      </w:tblGrid>
+      <w:tr>
+        <w:trPr>
+          <w:cantSplit/>
+        </w:trPr>
+        <w:tc>
+          <w:tcPr>
+            <w:tcW w:type="dxa" w:w="9300"/>
+            <w:shd w:fill="EFF6FF" w:color="auto" w:val="clear"/>
+            <w:tcMar>
+              <w:top w:type="dxa" w:w="140"/>
+              <w:left w:type="dxa" w:w="220"/>
+              <w:bottom w:type="dxa" w:w="140"/>
+              <w:right w:type="dxa" w:w="220"/>
+            </w:tcMar>
+          </w:tcPr>
+          <w:p>
+            <w:pPr>
+              <w:spacing w:after="60"/>
+            </w:pPr>
+            <w:r>
+              <w:rPr>
+                <w:b/>
+                <w:bCs/>
+                <w:color w:val="1D4ED8"/>
+                <w:sz w:val="17"/>
+                <w:szCs w:val="17"/>
+              </w:rPr>
+              <w:t xml:space="preserve">ℹ  À SAVOIR</w:t>
+            </w:r>
+          </w:p>
+          <w:p>
+            <w:r>
+              <w:t xml:space="preserve">Dans 💵 Salaires, un employé pas encore suivi le mois regardé n'apparaît pas : il n'est ni « 🔴 Non payé » ni compté dans la masse salariale, et une ligne le dit au-dessus du tableau.</w:t>
+            </w:r>
+          </w:p>
+        </w:tc>
+      </w:tr>
+    </w:tbl>
+    <w:p>
+      <w:pPr>
+        <w:spacing w:after="160"/>
       </w:pPr>
     </w:p>
     <w:p>
@@ -5975,7 +6134,7 @@
                 <w:sz w:val="19"/>
                 <w:szCs w:val="19"/>
               </w:rPr>
-              <w:t xml:space="preserve">+ Prime / − Avance</w:t>
+              <w:t xml:space="preserve">📅 Paie suivie depuis</w:t>
             </w:r>
           </w:p>
         </w:tc>
@@ -6015,7 +6174,7 @@
                 <w:sz w:val="19"/>
                 <w:szCs w:val="19"/>
               </w:rPr>
-              <w:t xml:space="preserve">Ajoute une prime (payée avec le salaire) ou une avance (sortie de caisse immédiate).</w:t>
+              <w:t xml:space="preserve">Premier mois de paie suivi dans l'application : les mois d'avant ne sont plus proposés (payés hors de l'application).</w:t>
             </w:r>
           </w:p>
         </w:tc>
@@ -6041,7 +6200,7 @@
                 <w:sz w:val="19"/>
                 <w:szCs w:val="19"/>
               </w:rPr>
-              <w:t xml:space="preserve">🏦 Banque</w:t>
+              <w:t xml:space="preserve">+ Prime / − Avance</w:t>
             </w:r>
           </w:p>
         </w:tc>
@@ -6083,72 +6242,72 @@
                 <w:sz w:val="19"/>
                 <w:szCs w:val="19"/>
               </w:rPr>
+              <w:t xml:space="preserve">Ajoute une prime (payée avec le salaire) ou une avance (sortie de caisse immédiate).</w:t>
+            </w:r>
+          </w:p>
+        </w:tc>
+      </w:tr>
+      <w:tr>
+        <w:trPr>
+          <w:cantSplit/>
+        </w:trPr>
+        <w:tc>
+          <w:tcPr>
+            <w:tcW w:type="dxa" w:w="2800"/>
+            <w:tcMar>
+              <w:top w:type="dxa" w:w="100"/>
+              <w:left w:type="dxa" w:w="140"/>
+              <w:bottom w:type="dxa" w:w="100"/>
+              <w:right w:type="dxa" w:w="140"/>
+            </w:tcMar>
+          </w:tcPr>
+          <w:p>
+            <w:r>
+              <w:rPr>
+                <w:sz w:val="19"/>
+                <w:szCs w:val="19"/>
+              </w:rPr>
+              <w:t xml:space="preserve">🏦 Banque</w:t>
+            </w:r>
+          </w:p>
+        </w:tc>
+        <w:tc>
+          <w:tcPr>
+            <w:tcW w:type="dxa" w:w="2300"/>
+            <w:tcMar>
+              <w:top w:type="dxa" w:w="100"/>
+              <w:left w:type="dxa" w:w="140"/>
+              <w:bottom w:type="dxa" w:w="100"/>
+              <w:right w:type="dxa" w:w="140"/>
+            </w:tcMar>
+          </w:tcPr>
+          <w:p>
+            <w:r>
+              <w:rPr>
+                <w:sz w:val="19"/>
+                <w:szCs w:val="19"/>
+              </w:rPr>
+              <w:t xml:space="preserve">⋯ Gérer → Paie</w:t>
+            </w:r>
+          </w:p>
+        </w:tc>
+        <w:tc>
+          <w:tcPr>
+            <w:tcW w:type="dxa" w:w="4200"/>
+            <w:tcMar>
+              <w:top w:type="dxa" w:w="100"/>
+              <w:left w:type="dxa" w:w="140"/>
+              <w:bottom w:type="dxa" w:w="100"/>
+              <w:right w:type="dxa" w:w="140"/>
+            </w:tcMar>
+          </w:tcPr>
+          <w:p>
+            <w:r>
+              <w:rPr>
+                <w:sz w:val="19"/>
+                <w:szCs w:val="19"/>
+              </w:rPr>
               <w:t xml:space="preserve">Nom de la banque et numéro de compte (jamais affiché en entier).</w:t>
-            </w:r>
-          </w:p>
-        </w:tc>
-      </w:tr>
-      <w:tr>
-        <w:trPr>
-          <w:cantSplit/>
-        </w:trPr>
-        <w:tc>
-          <w:tcPr>
-            <w:tcW w:type="dxa" w:w="2800"/>
-            <w:tcMar>
-              <w:top w:type="dxa" w:w="100"/>
-              <w:left w:type="dxa" w:w="140"/>
-              <w:bottom w:type="dxa" w:w="100"/>
-              <w:right w:type="dxa" w:w="140"/>
-            </w:tcMar>
-          </w:tcPr>
-          <w:p>
-            <w:r>
-              <w:rPr>
-                <w:sz w:val="19"/>
-                <w:szCs w:val="19"/>
-              </w:rPr>
-              <w:t xml:space="preserve">💸 Virement</w:t>
-            </w:r>
-          </w:p>
-        </w:tc>
-        <w:tc>
-          <w:tcPr>
-            <w:tcW w:type="dxa" w:w="2300"/>
-            <w:tcMar>
-              <w:top w:type="dxa" w:w="100"/>
-              <w:left w:type="dxa" w:w="140"/>
-              <w:bottom w:type="dxa" w:w="100"/>
-              <w:right w:type="dxa" w:w="140"/>
-            </w:tcMar>
-          </w:tcPr>
-          <w:p>
-            <w:r>
-              <w:rPr>
-                <w:sz w:val="19"/>
-                <w:szCs w:val="19"/>
-              </w:rPr>
-              <w:t xml:space="preserve">⋯ Gérer → Paie ; aussi la ligne de 💵 Salaires</w:t>
-            </w:r>
-          </w:p>
-        </w:tc>
-        <w:tc>
-          <w:tcPr>
-            <w:tcW w:type="dxa" w:w="4200"/>
-            <w:tcMar>
-              <w:top w:type="dxa" w:w="100"/>
-              <w:left w:type="dxa" w:w="140"/>
-              <w:bottom w:type="dxa" w:w="100"/>
-              <w:right w:type="dxa" w:w="140"/>
-            </w:tcMar>
-          </w:tcPr>
-          <w:p>
-            <w:r>
-              <w:rPr>
-                <w:sz w:val="19"/>
-                <w:szCs w:val="19"/>
-              </w:rPr>
-              <w:t xml:space="preserve">Verse tout ou partie du net du mois.</w:t>
             </w:r>
           </w:p>
         </w:tc>
@@ -6174,7 +6333,7 @@
                 <w:sz w:val="19"/>
                 <w:szCs w:val="19"/>
               </w:rPr>
-              <w:t xml:space="preserve">Annuler virement</w:t>
+              <w:t xml:space="preserve">💸 Virement</w:t>
             </w:r>
           </w:p>
         </w:tc>
@@ -6195,7 +6354,7 @@
                 <w:sz w:val="19"/>
                 <w:szCs w:val="19"/>
               </w:rPr>
-              <w:t xml:space="preserve">⋯ Gérer → Paie</w:t>
+              <w:t xml:space="preserve">⋯ Gérer → Paie ; aussi la ligne de 💵 Salaires</w:t>
             </w:r>
           </w:p>
         </w:tc>
@@ -6216,72 +6375,72 @@
                 <w:sz w:val="19"/>
                 <w:szCs w:val="19"/>
               </w:rPr>
+              <w:t xml:space="preserve">Verse tout ou partie du net du mois.</w:t>
+            </w:r>
+          </w:p>
+        </w:tc>
+      </w:tr>
+      <w:tr>
+        <w:trPr>
+          <w:cantSplit/>
+        </w:trPr>
+        <w:tc>
+          <w:tcPr>
+            <w:tcW w:type="dxa" w:w="2800"/>
+            <w:tcMar>
+              <w:top w:type="dxa" w:w="100"/>
+              <w:left w:type="dxa" w:w="140"/>
+              <w:bottom w:type="dxa" w:w="100"/>
+              <w:right w:type="dxa" w:w="140"/>
+            </w:tcMar>
+          </w:tcPr>
+          <w:p>
+            <w:r>
+              <w:rPr>
+                <w:sz w:val="19"/>
+                <w:szCs w:val="19"/>
+              </w:rPr>
+              <w:t xml:space="preserve">Annuler virement</w:t>
+            </w:r>
+          </w:p>
+        </w:tc>
+        <w:tc>
+          <w:tcPr>
+            <w:tcW w:type="dxa" w:w="2300"/>
+            <w:tcMar>
+              <w:top w:type="dxa" w:w="100"/>
+              <w:left w:type="dxa" w:w="140"/>
+              <w:bottom w:type="dxa" w:w="100"/>
+              <w:right w:type="dxa" w:w="140"/>
+            </w:tcMar>
+          </w:tcPr>
+          <w:p>
+            <w:r>
+              <w:rPr>
+                <w:sz w:val="19"/>
+                <w:szCs w:val="19"/>
+              </w:rPr>
+              <w:t xml:space="preserve">⋯ Gérer → Paie</w:t>
+            </w:r>
+          </w:p>
+        </w:tc>
+        <w:tc>
+          <w:tcPr>
+            <w:tcW w:type="dxa" w:w="4200"/>
+            <w:tcMar>
+              <w:top w:type="dxa" w:w="100"/>
+              <w:left w:type="dxa" w:w="140"/>
+              <w:bottom w:type="dxa" w:w="100"/>
+              <w:right w:type="dxa" w:w="140"/>
+            </w:tcMar>
+          </w:tcPr>
+          <w:p>
+            <w:r>
+              <w:rPr>
+                <w:sz w:val="19"/>
+                <w:szCs w:val="19"/>
+              </w:rPr>
               <w:t xml:space="preserve">Retire le dernier virement non confirmé.</w:t>
-            </w:r>
-          </w:p>
-        </w:tc>
-      </w:tr>
-      <w:tr>
-        <w:trPr>
-          <w:cantSplit/>
-        </w:trPr>
-        <w:tc>
-          <w:tcPr>
-            <w:tcW w:type="dxa" w:w="2800"/>
-            <w:tcMar>
-              <w:top w:type="dxa" w:w="100"/>
-              <w:left w:type="dxa" w:w="140"/>
-              <w:bottom w:type="dxa" w:w="100"/>
-              <w:right w:type="dxa" w:w="140"/>
-            </w:tcMar>
-          </w:tcPr>
-          <w:p>
-            <w:r>
-              <w:rPr>
-                <w:sz w:val="19"/>
-                <w:szCs w:val="19"/>
-              </w:rPr>
-              <w:t xml:space="preserve">🖨 Bulletin / 🖨 Imprimer mon bulletin de paie</w:t>
-            </w:r>
-          </w:p>
-        </w:tc>
-        <w:tc>
-          <w:tcPr>
-            <w:tcW w:type="dxa" w:w="2300"/>
-            <w:tcMar>
-              <w:top w:type="dxa" w:w="100"/>
-              <w:left w:type="dxa" w:w="140"/>
-              <w:bottom w:type="dxa" w:w="100"/>
-              <w:right w:type="dxa" w:w="140"/>
-            </w:tcMar>
-          </w:tcPr>
-          <w:p>
-            <w:r>
-              <w:rPr>
-                <w:sz w:val="19"/>
-                <w:szCs w:val="19"/>
-              </w:rPr>
-              <w:t xml:space="preserve">💵 Salaires, 💵 Mon salaire</w:t>
-            </w:r>
-          </w:p>
-        </w:tc>
-        <w:tc>
-          <w:tcPr>
-            <w:tcW w:type="dxa" w:w="4200"/>
-            <w:tcMar>
-              <w:top w:type="dxa" w:w="100"/>
-              <w:left w:type="dxa" w:w="140"/>
-              <w:bottom w:type="dxa" w:w="100"/>
-              <w:right w:type="dxa" w:w="140"/>
-            </w:tcMar>
-          </w:tcPr>
-          <w:p>
-            <w:r>
-              <w:rPr>
-                <w:sz w:val="19"/>
-                <w:szCs w:val="19"/>
-              </w:rPr>
-              <w:t xml:space="preserve">Le bulletin du mois choisi.</w:t>
             </w:r>
           </w:p>
         </w:tc>
@@ -6307,7 +6466,7 @@
                 <w:sz w:val="19"/>
                 <w:szCs w:val="19"/>
               </w:rPr>
-              <w:t xml:space="preserve">📄 Exporter</w:t>
+              <w:t xml:space="preserve">🖨 Bulletin / 🖨 Imprimer mon bulletin de paie</w:t>
             </w:r>
           </w:p>
         </w:tc>
@@ -6328,7 +6487,7 @@
                 <w:sz w:val="19"/>
                 <w:szCs w:val="19"/>
               </w:rPr>
-              <w:t xml:space="preserve">💵 Salaires</w:t>
+              <w:t xml:space="preserve">💵 Salaires, 💵 Mon salaire</w:t>
             </w:r>
           </w:p>
         </w:tc>
@@ -6349,72 +6508,72 @@
                 <w:sz w:val="19"/>
                 <w:szCs w:val="19"/>
               </w:rPr>
+              <w:t xml:space="preserve">Le bulletin du mois choisi.</w:t>
+            </w:r>
+          </w:p>
+        </w:tc>
+      </w:tr>
+      <w:tr>
+        <w:trPr>
+          <w:cantSplit/>
+        </w:trPr>
+        <w:tc>
+          <w:tcPr>
+            <w:tcW w:type="dxa" w:w="2800"/>
+            <w:tcMar>
+              <w:top w:type="dxa" w:w="100"/>
+              <w:left w:type="dxa" w:w="140"/>
+              <w:bottom w:type="dxa" w:w="100"/>
+              <w:right w:type="dxa" w:w="140"/>
+            </w:tcMar>
+          </w:tcPr>
+          <w:p>
+            <w:r>
+              <w:rPr>
+                <w:sz w:val="19"/>
+                <w:szCs w:val="19"/>
+              </w:rPr>
+              <w:t xml:space="preserve">📄 Exporter</w:t>
+            </w:r>
+          </w:p>
+        </w:tc>
+        <w:tc>
+          <w:tcPr>
+            <w:tcW w:type="dxa" w:w="2300"/>
+            <w:tcMar>
+              <w:top w:type="dxa" w:w="100"/>
+              <w:left w:type="dxa" w:w="140"/>
+              <w:bottom w:type="dxa" w:w="100"/>
+              <w:right w:type="dxa" w:w="140"/>
+            </w:tcMar>
+          </w:tcPr>
+          <w:p>
+            <w:r>
+              <w:rPr>
+                <w:sz w:val="19"/>
+                <w:szCs w:val="19"/>
+              </w:rPr>
+              <w:t xml:space="preserve">💵 Salaires</w:t>
+            </w:r>
+          </w:p>
+        </w:tc>
+        <w:tc>
+          <w:tcPr>
+            <w:tcW w:type="dxa" w:w="4200"/>
+            <w:tcMar>
+              <w:top w:type="dxa" w:w="100"/>
+              <w:left w:type="dxa" w:w="140"/>
+              <w:bottom w:type="dxa" w:w="100"/>
+              <w:right w:type="dxa" w:w="140"/>
+            </w:tcMar>
+          </w:tcPr>
+          <w:p>
+            <w:r>
+              <w:rPr>
+                <w:sz w:val="19"/>
+                <w:szCs w:val="19"/>
+              </w:rPr>
               <w:t xml:space="preserve">Le détail du mois (CSV).</w:t>
-            </w:r>
-          </w:p>
-        </w:tc>
-      </w:tr>
-      <w:tr>
-        <w:trPr>
-          <w:cantSplit/>
-        </w:trPr>
-        <w:tc>
-          <w:tcPr>
-            <w:tcW w:type="dxa" w:w="2800"/>
-            <w:tcMar>
-              <w:top w:type="dxa" w:w="100"/>
-              <w:left w:type="dxa" w:w="140"/>
-              <w:bottom w:type="dxa" w:w="100"/>
-              <w:right w:type="dxa" w:w="140"/>
-            </w:tcMar>
-          </w:tcPr>
-          <w:p>
-            <w:r>
-              <w:rPr>
-                <w:sz w:val="19"/>
-                <w:szCs w:val="19"/>
-              </w:rPr>
-              <w:t xml:space="preserve">Approuver / Refuser / + Remboursement</w:t>
-            </w:r>
-          </w:p>
-        </w:tc>
-        <w:tc>
-          <w:tcPr>
-            <w:tcW w:type="dxa" w:w="2300"/>
-            <w:tcMar>
-              <w:top w:type="dxa" w:w="100"/>
-              <w:left w:type="dxa" w:w="140"/>
-              <w:bottom w:type="dxa" w:w="100"/>
-              <w:right w:type="dxa" w:w="140"/>
-            </w:tcMar>
-          </w:tcPr>
-          <w:p>
-            <w:r>
-              <w:rPr>
-                <w:sz w:val="19"/>
-                <w:szCs w:val="19"/>
-              </w:rPr>
-              <w:t xml:space="preserve">🏦 Crédits BMI</w:t>
-            </w:r>
-          </w:p>
-        </w:tc>
-        <w:tc>
-          <w:tcPr>
-            <w:tcW w:type="dxa" w:w="4200"/>
-            <w:tcMar>
-              <w:top w:type="dxa" w:w="100"/>
-              <w:left w:type="dxa" w:w="140"/>
-              <w:bottom w:type="dxa" w:w="100"/>
-              <w:right w:type="dxa" w:w="140"/>
-            </w:tcMar>
-          </w:tcPr>
-          <w:p>
-            <w:r>
-              <w:rPr>
-                <w:sz w:val="19"/>
-                <w:szCs w:val="19"/>
-              </w:rPr>
-              <w:t xml:space="preserve">La vie d'un crédit BMI.</w:t>
             </w:r>
           </w:p>
         </w:tc>
@@ -6440,7 +6599,7 @@
                 <w:sz w:val="19"/>
                 <w:szCs w:val="19"/>
               </w:rPr>
-              <w:t xml:space="preserve">💾 Enregistrer / 📥 Générer le fichier DRC (Excel) / 💸 Enregistrer le paiement CNSS du mois</w:t>
+              <w:t xml:space="preserve">Approuver / Refuser / + Remboursement</w:t>
             </w:r>
           </w:p>
         </w:tc>
@@ -6461,7 +6620,7 @@
                 <w:sz w:val="19"/>
                 <w:szCs w:val="19"/>
               </w:rPr>
-              <w:t xml:space="preserve">🏦 CNSS</w:t>
+              <w:t xml:space="preserve">🏦 Crédits BMI</w:t>
             </w:r>
           </w:p>
         </w:tc>
@@ -6482,6 +6641,71 @@
                 <w:sz w:val="19"/>
                 <w:szCs w:val="19"/>
               </w:rPr>
+              <w:t xml:space="preserve">La vie d'un crédit BMI.</w:t>
+            </w:r>
+          </w:p>
+        </w:tc>
+      </w:tr>
+      <w:tr>
+        <w:trPr>
+          <w:cantSplit/>
+        </w:trPr>
+        <w:tc>
+          <w:tcPr>
+            <w:tcW w:type="dxa" w:w="2800"/>
+            <w:tcMar>
+              <w:top w:type="dxa" w:w="100"/>
+              <w:left w:type="dxa" w:w="140"/>
+              <w:bottom w:type="dxa" w:w="100"/>
+              <w:right w:type="dxa" w:w="140"/>
+            </w:tcMar>
+          </w:tcPr>
+          <w:p>
+            <w:r>
+              <w:rPr>
+                <w:sz w:val="19"/>
+                <w:szCs w:val="19"/>
+              </w:rPr>
+              <w:t xml:space="preserve">💾 Enregistrer / 📥 Générer le fichier DRC (Excel) / 💸 Enregistrer le paiement CNSS du mois</w:t>
+            </w:r>
+          </w:p>
+        </w:tc>
+        <w:tc>
+          <w:tcPr>
+            <w:tcW w:type="dxa" w:w="2300"/>
+            <w:tcMar>
+              <w:top w:type="dxa" w:w="100"/>
+              <w:left w:type="dxa" w:w="140"/>
+              <w:bottom w:type="dxa" w:w="100"/>
+              <w:right w:type="dxa" w:w="140"/>
+            </w:tcMar>
+          </w:tcPr>
+          <w:p>
+            <w:r>
+              <w:rPr>
+                <w:sz w:val="19"/>
+                <w:szCs w:val="19"/>
+              </w:rPr>
+              <w:t xml:space="preserve">🏦 CNSS</w:t>
+            </w:r>
+          </w:p>
+        </w:tc>
+        <w:tc>
+          <w:tcPr>
+            <w:tcW w:type="dxa" w:w="4200"/>
+            <w:tcMar>
+              <w:top w:type="dxa" w:w="100"/>
+              <w:left w:type="dxa" w:w="140"/>
+              <w:bottom w:type="dxa" w:w="100"/>
+              <w:right w:type="dxa" w:w="140"/>
+            </w:tcMar>
+          </w:tcPr>
+          <w:p>
+            <w:r>
+              <w:rPr>
+                <w:sz w:val="19"/>
+                <w:szCs w:val="19"/>
+              </w:rPr>
               <w:t xml:space="preserve">La déclaration et le paiement du mois.</w:t>
             </w:r>
           </w:p>
@@ -6494,6 +6718,7 @@
         <w:tc>
           <w:tcPr>
             <w:tcW w:type="dxa" w:w="2800"/>
+            <w:shd w:fill="F8FAFC" w:color="auto" w:val="clear"/>
             <w:tcMar>
               <w:top w:type="dxa" w:w="100"/>
               <w:left w:type="dxa" w:w="140"/>
@@ -6514,6 +6739,7 @@
         <w:tc>
           <w:tcPr>
             <w:tcW w:type="dxa" w:w="2300"/>
+            <w:shd w:fill="F8FAFC" w:color="auto" w:val="clear"/>
             <w:tcMar>
               <w:top w:type="dxa" w:w="100"/>
               <w:left w:type="dxa" w:w="140"/>
@@ -6534,6 +6760,7 @@
         <w:tc>
           <w:tcPr>
             <w:tcW w:type="dxa" w:w="4200"/>
+            <w:shd w:fill="F8FAFC" w:color="auto" w:val="clear"/>
             <w:tcMar>
               <w:top w:type="dxa" w:w="100"/>
               <w:left w:type="dxa" w:w="140"/>
@@ -10378,7 +10605,7 @@
         <w:sz w:val="14"/>
         <w:szCs w:val="14"/>
       </w:rPr>
-      <w:t xml:space="preserve">Version 2.101.428 de l'application  ·  1er octobre 2026  ·  document interne BMI Togo</w:t>
+      <w:t xml:space="preserve">Version 2.101.429 de l'application  ·  1er octobre 2026  ·  document interne BMI Togo</w:t>
     </w:r>
   </w:p>
 </w:ftr>

--- a/docs/manuel/chapitre-18-salaires.docx
+++ b/docs/manuel/chapitre-18-salaires.docx
@@ -322,7 +322,7 @@
                 <w:sz w:val="20"/>
                 <w:szCs w:val="20"/>
               </w:rPr>
-              <w:t xml:space="preserve">2.101.429</w:t>
+              <w:t xml:space="preserve">2.101.430</w:t>
             </w:r>
           </w:p>
         </w:tc>
@@ -10605,7 +10605,7 @@
         <w:sz w:val="14"/>
         <w:szCs w:val="14"/>
       </w:rPr>
-      <w:t xml:space="preserve">Version 2.101.429 de l'application  ·  1er octobre 2026  ·  document interne BMI Togo</w:t>
+      <w:t xml:space="preserve">Version 2.101.430 de l'application  ·  1er octobre 2026  ·  document interne BMI Togo</w:t>
     </w:r>
   </w:p>
 </w:ftr>

--- a/docs/manuel/chapitre-18-salaires.docx
+++ b/docs/manuel/chapitre-18-salaires.docx
@@ -322,7 +322,7 @@
                 <w:sz w:val="20"/>
                 <w:szCs w:val="20"/>
               </w:rPr>
-              <w:t xml:space="preserve">2.101.430</w:t>
+              <w:t xml:space="preserve">2.101.431</w:t>
             </w:r>
           </w:p>
         </w:tc>
@@ -10605,7 +10605,7 @@
         <w:sz w:val="14"/>
         <w:szCs w:val="14"/>
       </w:rPr>
-      <w:t xml:space="preserve">Version 2.101.430 de l'application  ·  1er octobre 2026  ·  document interne BMI Togo</w:t>
+      <w:t xml:space="preserve">Version 2.101.431 de l'application  ·  1er octobre 2026  ·  document interne BMI Togo</w:t>
     </w:r>
   </w:p>
 </w:ftr>

--- a/docs/manuel/chapitre-18-salaires.docx
+++ b/docs/manuel/chapitre-18-salaires.docx
@@ -322,7 +322,7 @@
                 <w:sz w:val="20"/>
                 <w:szCs w:val="20"/>
               </w:rPr>
-              <w:t xml:space="preserve">2.101.431</w:t>
+              <w:t xml:space="preserve">2.101.432</w:t>
             </w:r>
           </w:p>
         </w:tc>
@@ -10605,7 +10605,7 @@
         <w:sz w:val="14"/>
         <w:szCs w:val="14"/>
       </w:rPr>
-      <w:t xml:space="preserve">Version 2.101.431 de l'application  ·  1er octobre 2026  ·  document interne BMI Togo</w:t>
+      <w:t xml:space="preserve">Version 2.101.432 de l'application  ·  1er octobre 2026  ·  document interne BMI Togo</w:t>
     </w:r>
   </w:p>
 </w:ftr>

--- a/docs/manuel/chapitre-18-salaires.docx
+++ b/docs/manuel/chapitre-18-salaires.docx
@@ -322,7 +322,7 @@
                 <w:sz w:val="20"/>
                 <w:szCs w:val="20"/>
               </w:rPr>
-              <w:t xml:space="preserve">2.101.432</w:t>
+              <w:t xml:space="preserve">2.101.433</w:t>
             </w:r>
           </w:p>
         </w:tc>
@@ -10605,7 +10605,7 @@
         <w:sz w:val="14"/>
         <w:szCs w:val="14"/>
       </w:rPr>
-      <w:t xml:space="preserve">Version 2.101.432 de l'application  ·  1er octobre 2026  ·  document interne BMI Togo</w:t>
+      <w:t xml:space="preserve">Version 2.101.433 de l'application  ·  1er octobre 2026  ·  document interne BMI Togo</w:t>
     </w:r>
   </w:p>
 </w:ftr>

--- a/docs/manuel/chapitre-18-salaires.docx
+++ b/docs/manuel/chapitre-18-salaires.docx
@@ -322,7 +322,7 @@
                 <w:sz w:val="20"/>
                 <w:szCs w:val="20"/>
               </w:rPr>
-              <w:t xml:space="preserve">2.101.433</w:t>
+              <w:t xml:space="preserve">2.101.434</w:t>
             </w:r>
           </w:p>
         </w:tc>
@@ -10605,7 +10605,7 @@
         <w:sz w:val="14"/>
         <w:szCs w:val="14"/>
       </w:rPr>
-      <w:t xml:space="preserve">Version 2.101.433 de l'application  ·  1er octobre 2026  ·  document interne BMI Togo</w:t>
+      <w:t xml:space="preserve">Version 2.101.434 de l'application  ·  1er octobre 2026  ·  document interne BMI Togo</w:t>
     </w:r>
   </w:p>
 </w:ftr>

--- a/docs/manuel/chapitre-18-salaires.docx
+++ b/docs/manuel/chapitre-18-salaires.docx
@@ -322,7 +322,7 @@
                 <w:sz w:val="20"/>
                 <w:szCs w:val="20"/>
               </w:rPr>
-              <w:t xml:space="preserve">2.101.434</w:t>
+              <w:t xml:space="preserve">2.101.435</w:t>
             </w:r>
           </w:p>
         </w:tc>
@@ -6508,7 +6508,7 @@
                 <w:sz w:val="19"/>
                 <w:szCs w:val="19"/>
               </w:rPr>
-              <w:t xml:space="preserve">Le bulletin du mois choisi.</w:t>
+              <w:t xml:space="preserve">Le bulletin du mois choisi : nom, fonction, affectation, et ce que la fiche porte — matricule, n° d'assuré CNSS, date d'embauche, banque avec le numéro de compte réduit à ses quatre derniers chiffres (« …9379 ») ; une ligne non renseignée n'est pas imprimée. Puis les éléments de paie, les versements et le crédit BMI en cours.</w:t>
             </w:r>
           </w:p>
         </w:tc>
@@ -10605,7 +10605,7 @@
         <w:sz w:val="14"/>
         <w:szCs w:val="14"/>
       </w:rPr>
-      <w:t xml:space="preserve">Version 2.101.434 de l'application  ·  1er octobre 2026  ·  document interne BMI Togo</w:t>
+      <w:t xml:space="preserve">Version 2.101.435 de l'application  ·  1er octobre 2026  ·  document interne BMI Togo</w:t>
     </w:r>
   </w:p>
 </w:ftr>

--- a/docs/manuel/chapitre-18-salaires.docx
+++ b/docs/manuel/chapitre-18-salaires.docx
@@ -322,7 +322,7 @@
                 <w:sz w:val="20"/>
                 <w:szCs w:val="20"/>
               </w:rPr>
-              <w:t xml:space="preserve">2.101.435</w:t>
+              <w:t xml:space="preserve">2.101.436</w:t>
             </w:r>
           </w:p>
         </w:tc>
@@ -6508,7 +6508,103 @@
                 <w:sz w:val="19"/>
                 <w:szCs w:val="19"/>
               </w:rPr>
-              <w:t xml:space="preserve">Le bulletin du mois choisi : nom, fonction, affectation, et ce que la fiche porte — matricule, n° d'assuré CNSS, date d'embauche, banque avec le numéro de compte réduit à ses quatre derniers chiffres (« …9379 ») ; une ligne non renseignée n'est pas imprimée. Puis les éléments de paie, les versements et le crédit BMI en cours.</w:t>
+              <w:t xml:space="preserve">Le bulletin du mois choisi : nom, fonction, affectation, et ce que la fiche porte — matricule, n° d'assuré CNSS, date d'embauche, banque avec le numéro de compte réduit à ses quatre derniers chiffres (« …9379 ») ; une ligne non renseignée n'est pas imprimée. Puis les éléments de paie en </w:t>
+            </w:r>
+            <w:r>
+              <w:rPr>
+                <w:b/>
+                <w:bCs/>
+                <w:sz w:val="19"/>
+                <w:szCs w:val="19"/>
+              </w:rPr>
+              <w:t xml:space="preserve">deux colonnes, Gains et Retenues</w:t>
+            </w:r>
+            <w:r>
+              <w:rPr>
+                <w:sz w:val="19"/>
+                <w:szCs w:val="19"/>
+              </w:rPr>
+              <w:t xml:space="preserve"> (un remboursement de frais avancés est écrit « hors brut », une avance « déjà versée »), la ligne </w:t>
+            </w:r>
+            <w:r>
+              <w:rPr>
+                <w:b/>
+                <w:bCs/>
+                <w:sz w:val="19"/>
+                <w:szCs w:val="19"/>
+              </w:rPr>
+              <w:t xml:space="preserve">TOTAUX</w:t>
+            </w:r>
+            <w:r>
+              <w:rPr>
+                <w:sz w:val="19"/>
+                <w:szCs w:val="19"/>
+              </w:rPr>
+              <w:t xml:space="preserve">, le </w:t>
+            </w:r>
+            <w:r>
+              <w:rPr>
+                <w:b/>
+                <w:bCs/>
+                <w:sz w:val="19"/>
+                <w:szCs w:val="19"/>
+              </w:rPr>
+              <w:t xml:space="preserve">net à percevoir</w:t>
+            </w:r>
+            <w:r>
+              <w:rPr>
+                <w:sz w:val="19"/>
+                <w:szCs w:val="19"/>
+              </w:rPr>
+              <w:t xml:space="preserve"> ; sous le tableau : </w:t>
+            </w:r>
+            <w:r>
+              <w:rPr>
+                <w:b/>
+                <w:bCs/>
+                <w:sz w:val="19"/>
+                <w:szCs w:val="19"/>
+              </w:rPr>
+              <w:t xml:space="preserve">salaire brut</w:t>
+            </w:r>
+            <w:r>
+              <w:rPr>
+                <w:sz w:val="19"/>
+                <w:szCs w:val="19"/>
+              </w:rPr>
+              <w:t xml:space="preserve">, </w:t>
+            </w:r>
+            <w:r>
+              <w:rPr>
+                <w:b/>
+                <w:bCs/>
+                <w:sz w:val="19"/>
+                <w:szCs w:val="19"/>
+              </w:rPr>
+              <w:t xml:space="preserve">base CNSS</w:t>
+            </w:r>
+            <w:r>
+              <w:rPr>
+                <w:sz w:val="19"/>
+                <w:szCs w:val="19"/>
+              </w:rPr>
+              <w:t xml:space="preserve"> (« Non assujetti » pour un employé non coché), total des gains et des retenues. Puis les </w:t>
+            </w:r>
+            <w:r>
+              <w:rPr>
+                <w:b/>
+                <w:bCs/>
+                <w:sz w:val="19"/>
+                <w:szCs w:val="19"/>
+              </w:rPr>
+              <w:t xml:space="preserve">cumuls de l'année</w:t>
+            </w:r>
+            <w:r>
+              <w:rPr>
+                <w:sz w:val="19"/>
+                <w:szCs w:val="19"/>
+              </w:rPr>
+              <w:t xml:space="preserve"> — du 1er janvier, ou du premier mois de paie suivi s'il est plus tard, au mois du bulletin : brut, CNSS retenue, net, versé, mois avec versement. Enfin les versements et le crédit BMI en cours. L'impôt sur le salaire (IRPP) n'y figure pas.</w:t>
             </w:r>
           </w:p>
         </w:tc>
@@ -10605,7 +10701,7 @@
         <w:sz w:val="14"/>
         <w:szCs w:val="14"/>
       </w:rPr>
-      <w:t xml:space="preserve">Version 2.101.435 de l'application  ·  1er octobre 2026  ·  document interne BMI Togo</w:t>
+      <w:t xml:space="preserve">Version 2.101.436 de l'application  ·  1er octobre 2026  ·  document interne BMI Togo</w:t>
     </w:r>
   </w:p>
 </w:ftr>

--- a/docs/manuel/chapitre-18-salaires.docx
+++ b/docs/manuel/chapitre-18-salaires.docx
@@ -322,7 +322,7 @@
                 <w:sz w:val="20"/>
                 <w:szCs w:val="20"/>
               </w:rPr>
-              <w:t xml:space="preserve">2.101.436</w:t>
+              <w:t xml:space="preserve">2.101.437</w:t>
             </w:r>
           </w:p>
         </w:tc>
@@ -2045,7 +2045,7 @@
                 <w:sz w:val="19"/>
                 <w:szCs w:val="19"/>
               </w:rPr>
-              <w:t xml:space="preserve">💵 Salaire, 📈 Taux %, 📅 Paie suivie depuis, + Prime, − Avance, 🏦 Banque, 💸 Virement, Annuler virement.</w:t>
+              <w:t xml:space="preserve">💵 Salaire, 📈 Taux %, 📅 Paie suivie depuis, 📅 Embauche, + Prime, − Avance, 🏦 Banque, 💸 Virement, Annuler virement.</w:t>
             </w:r>
           </w:p>
         </w:tc>
@@ -3284,6 +3284,106 @@
           </w:p>
         </w:tc>
       </w:tr>
+      <w:tr>
+        <w:trPr>
+          <w:cantSplit/>
+        </w:trPr>
+        <w:tc>
+          <w:tcPr>
+            <w:tcW w:type="dxa" w:w="760"/>
+            <w:shd w:fill="1D4ED8" w:color="auto" w:val="clear"/>
+            <w:tcMar>
+              <w:top w:type="dxa" w:w="100"/>
+              <w:left w:type="dxa" w:w="0"/>
+              <w:bottom w:type="dxa" w:w="100"/>
+              <w:right w:type="dxa" w:w="0"/>
+            </w:tcMar>
+            <w:vAlign w:val="center"/>
+          </w:tcPr>
+          <w:p>
+            <w:pPr>
+              <w:jc w:val="center"/>
+            </w:pPr>
+            <w:r>
+              <w:rPr>
+                <w:b/>
+                <w:bCs/>
+                <w:color w:val="FFFFFF"/>
+                <w:sz w:val="26"/>
+                <w:szCs w:val="26"/>
+              </w:rPr>
+              <w:t xml:space="preserve">5</w:t>
+            </w:r>
+          </w:p>
+        </w:tc>
+        <w:tc>
+          <w:tcPr>
+            <w:tcW w:type="dxa" w:w="8540"/>
+            <w:tcMar>
+              <w:top w:type="dxa" w:w="110"/>
+              <w:left w:type="dxa" w:w="200"/>
+              <w:bottom w:type="dxa" w:w="110"/>
+              <w:right w:type="dxa" w:w="160"/>
+            </w:tcMar>
+          </w:tcPr>
+          <w:p>
+            <w:pPr>
+              <w:spacing w:after="40"/>
+            </w:pPr>
+            <w:r>
+              <w:rPr>
+                <w:b/>
+                <w:bCs/>
+                <w:color w:val="0F172A"/>
+                <w:sz w:val="21"/>
+                <w:szCs w:val="21"/>
+              </w:rPr>
+              <w:t xml:space="preserve">📅 Embauche</w:t>
+            </w:r>
+          </w:p>
+          <w:p>
+            <w:r>
+              <w:rPr>
+                <w:sz w:val="20"/>
+                <w:szCs w:val="20"/>
+              </w:rPr>
+              <w:t xml:space="preserve">La </w:t>
+            </w:r>
+            <w:r>
+              <w:rPr>
+                <w:b/>
+                <w:bCs/>
+                <w:sz w:val="20"/>
+                <w:szCs w:val="20"/>
+              </w:rPr>
+              <w:t xml:space="preserve">date d'embauche</w:t>
+            </w:r>
+            <w:r>
+              <w:rPr>
+                <w:sz w:val="20"/>
+                <w:szCs w:val="20"/>
+              </w:rPr>
+              <w:t xml:space="preserve"> de l'employé, pour </w:t>
+            </w:r>
+            <w:r>
+              <w:rPr>
+                <w:b/>
+                <w:bCs/>
+                <w:sz w:val="20"/>
+                <w:szCs w:val="20"/>
+              </w:rPr>
+              <w:t xml:space="preserve">tout</w:t>
+            </w:r>
+            <w:r>
+              <w:rPr>
+                <w:sz w:val="20"/>
+                <w:szCs w:val="20"/>
+              </w:rPr>
+              <w:t xml:space="preserve"> salarié, déclaré ou non à la CNSS. Le bouton l'affiche (« 📅 Embauche · 01/03/2025 », ou « à saisir ») ; un clic la demande, vide pour l'effacer. C'est la même date que la colonne « Date d'embauche » de 💵 Salaires → 🏦 CNSS : la changer d'un côté la change de l'autre. Elle s'imprime sur le bulletin de paie et figure dans le dossier de l'employé.</w:t>
+            </w:r>
+          </w:p>
+        </w:tc>
+      </w:tr>
     </w:tbl>
     <w:p>
       <w:pPr>
@@ -5444,7 +5544,7 @@
                 <w:sz w:val="20"/>
                 <w:szCs w:val="20"/>
               </w:rPr>
-              <w:t xml:space="preserve"> ; les </w:t>
+              <w:t xml:space="preserve"> (la date d'embauche reste modifiable même case décochée, et se saisit aussi dans 👥 Utilisateurs → ⋯ Gérer → Paie → 📅 Embauche) ; les </w:t>
             </w:r>
             <w:r>
               <w:rPr>
@@ -6200,7 +6300,7 @@
                 <w:sz w:val="19"/>
                 <w:szCs w:val="19"/>
               </w:rPr>
-              <w:t xml:space="preserve">+ Prime / − Avance</w:t>
+              <w:t xml:space="preserve">📅 Embauche</w:t>
             </w:r>
           </w:p>
         </w:tc>
@@ -6242,72 +6342,72 @@
                 <w:sz w:val="19"/>
                 <w:szCs w:val="19"/>
               </w:rPr>
+              <w:t xml:space="preserve">Date d'embauche de tout salarié, la même que la colonne de 🏦 CNSS ; imprimée sur le bulletin.</w:t>
+            </w:r>
+          </w:p>
+        </w:tc>
+      </w:tr>
+      <w:tr>
+        <w:trPr>
+          <w:cantSplit/>
+        </w:trPr>
+        <w:tc>
+          <w:tcPr>
+            <w:tcW w:type="dxa" w:w="2800"/>
+            <w:tcMar>
+              <w:top w:type="dxa" w:w="100"/>
+              <w:left w:type="dxa" w:w="140"/>
+              <w:bottom w:type="dxa" w:w="100"/>
+              <w:right w:type="dxa" w:w="140"/>
+            </w:tcMar>
+          </w:tcPr>
+          <w:p>
+            <w:r>
+              <w:rPr>
+                <w:sz w:val="19"/>
+                <w:szCs w:val="19"/>
+              </w:rPr>
+              <w:t xml:space="preserve">+ Prime / − Avance</w:t>
+            </w:r>
+          </w:p>
+        </w:tc>
+        <w:tc>
+          <w:tcPr>
+            <w:tcW w:type="dxa" w:w="2300"/>
+            <w:tcMar>
+              <w:top w:type="dxa" w:w="100"/>
+              <w:left w:type="dxa" w:w="140"/>
+              <w:bottom w:type="dxa" w:w="100"/>
+              <w:right w:type="dxa" w:w="140"/>
+            </w:tcMar>
+          </w:tcPr>
+          <w:p>
+            <w:r>
+              <w:rPr>
+                <w:sz w:val="19"/>
+                <w:szCs w:val="19"/>
+              </w:rPr>
+              <w:t xml:space="preserve">⋯ Gérer → Paie</w:t>
+            </w:r>
+          </w:p>
+        </w:tc>
+        <w:tc>
+          <w:tcPr>
+            <w:tcW w:type="dxa" w:w="4200"/>
+            <w:tcMar>
+              <w:top w:type="dxa" w:w="100"/>
+              <w:left w:type="dxa" w:w="140"/>
+              <w:bottom w:type="dxa" w:w="100"/>
+              <w:right w:type="dxa" w:w="140"/>
+            </w:tcMar>
+          </w:tcPr>
+          <w:p>
+            <w:r>
+              <w:rPr>
+                <w:sz w:val="19"/>
+                <w:szCs w:val="19"/>
+              </w:rPr>
               <w:t xml:space="preserve">Ajoute une prime (payée avec le salaire) ou une avance (sortie de caisse immédiate).</w:t>
-            </w:r>
-          </w:p>
-        </w:tc>
-      </w:tr>
-      <w:tr>
-        <w:trPr>
-          <w:cantSplit/>
-        </w:trPr>
-        <w:tc>
-          <w:tcPr>
-            <w:tcW w:type="dxa" w:w="2800"/>
-            <w:tcMar>
-              <w:top w:type="dxa" w:w="100"/>
-              <w:left w:type="dxa" w:w="140"/>
-              <w:bottom w:type="dxa" w:w="100"/>
-              <w:right w:type="dxa" w:w="140"/>
-            </w:tcMar>
-          </w:tcPr>
-          <w:p>
-            <w:r>
-              <w:rPr>
-                <w:sz w:val="19"/>
-                <w:szCs w:val="19"/>
-              </w:rPr>
-              <w:t xml:space="preserve">🏦 Banque</w:t>
-            </w:r>
-          </w:p>
-        </w:tc>
-        <w:tc>
-          <w:tcPr>
-            <w:tcW w:type="dxa" w:w="2300"/>
-            <w:tcMar>
-              <w:top w:type="dxa" w:w="100"/>
-              <w:left w:type="dxa" w:w="140"/>
-              <w:bottom w:type="dxa" w:w="100"/>
-              <w:right w:type="dxa" w:w="140"/>
-            </w:tcMar>
-          </w:tcPr>
-          <w:p>
-            <w:r>
-              <w:rPr>
-                <w:sz w:val="19"/>
-                <w:szCs w:val="19"/>
-              </w:rPr>
-              <w:t xml:space="preserve">⋯ Gérer → Paie</w:t>
-            </w:r>
-          </w:p>
-        </w:tc>
-        <w:tc>
-          <w:tcPr>
-            <w:tcW w:type="dxa" w:w="4200"/>
-            <w:tcMar>
-              <w:top w:type="dxa" w:w="100"/>
-              <w:left w:type="dxa" w:w="140"/>
-              <w:bottom w:type="dxa" w:w="100"/>
-              <w:right w:type="dxa" w:w="140"/>
-            </w:tcMar>
-          </w:tcPr>
-          <w:p>
-            <w:r>
-              <w:rPr>
-                <w:sz w:val="19"/>
-                <w:szCs w:val="19"/>
-              </w:rPr>
-              <w:t xml:space="preserve">Nom de la banque et numéro de compte (jamais affiché en entier).</w:t>
             </w:r>
           </w:p>
         </w:tc>
@@ -6333,7 +6433,7 @@
                 <w:sz w:val="19"/>
                 <w:szCs w:val="19"/>
               </w:rPr>
-              <w:t xml:space="preserve">💸 Virement</w:t>
+              <w:t xml:space="preserve">🏦 Banque</w:t>
             </w:r>
           </w:p>
         </w:tc>
@@ -6354,7 +6454,7 @@
                 <w:sz w:val="19"/>
                 <w:szCs w:val="19"/>
               </w:rPr>
-              <w:t xml:space="preserve">⋯ Gérer → Paie ; aussi la ligne de 💵 Salaires</w:t>
+              <w:t xml:space="preserve">⋯ Gérer → Paie</w:t>
             </w:r>
           </w:p>
         </w:tc>
@@ -6375,72 +6475,72 @@
                 <w:sz w:val="19"/>
                 <w:szCs w:val="19"/>
               </w:rPr>
+              <w:t xml:space="preserve">Nom de la banque et numéro de compte (jamais affiché en entier).</w:t>
+            </w:r>
+          </w:p>
+        </w:tc>
+      </w:tr>
+      <w:tr>
+        <w:trPr>
+          <w:cantSplit/>
+        </w:trPr>
+        <w:tc>
+          <w:tcPr>
+            <w:tcW w:type="dxa" w:w="2800"/>
+            <w:tcMar>
+              <w:top w:type="dxa" w:w="100"/>
+              <w:left w:type="dxa" w:w="140"/>
+              <w:bottom w:type="dxa" w:w="100"/>
+              <w:right w:type="dxa" w:w="140"/>
+            </w:tcMar>
+          </w:tcPr>
+          <w:p>
+            <w:r>
+              <w:rPr>
+                <w:sz w:val="19"/>
+                <w:szCs w:val="19"/>
+              </w:rPr>
+              <w:t xml:space="preserve">💸 Virement</w:t>
+            </w:r>
+          </w:p>
+        </w:tc>
+        <w:tc>
+          <w:tcPr>
+            <w:tcW w:type="dxa" w:w="2300"/>
+            <w:tcMar>
+              <w:top w:type="dxa" w:w="100"/>
+              <w:left w:type="dxa" w:w="140"/>
+              <w:bottom w:type="dxa" w:w="100"/>
+              <w:right w:type="dxa" w:w="140"/>
+            </w:tcMar>
+          </w:tcPr>
+          <w:p>
+            <w:r>
+              <w:rPr>
+                <w:sz w:val="19"/>
+                <w:szCs w:val="19"/>
+              </w:rPr>
+              <w:t xml:space="preserve">⋯ Gérer → Paie ; aussi la ligne de 💵 Salaires</w:t>
+            </w:r>
+          </w:p>
+        </w:tc>
+        <w:tc>
+          <w:tcPr>
+            <w:tcW w:type="dxa" w:w="4200"/>
+            <w:tcMar>
+              <w:top w:type="dxa" w:w="100"/>
+              <w:left w:type="dxa" w:w="140"/>
+              <w:bottom w:type="dxa" w:w="100"/>
+              <w:right w:type="dxa" w:w="140"/>
+            </w:tcMar>
+          </w:tcPr>
+          <w:p>
+            <w:r>
+              <w:rPr>
+                <w:sz w:val="19"/>
+                <w:szCs w:val="19"/>
+              </w:rPr>
               <w:t xml:space="preserve">Verse tout ou partie du net du mois.</w:t>
-            </w:r>
-          </w:p>
-        </w:tc>
-      </w:tr>
-      <w:tr>
-        <w:trPr>
-          <w:cantSplit/>
-        </w:trPr>
-        <w:tc>
-          <w:tcPr>
-            <w:tcW w:type="dxa" w:w="2800"/>
-            <w:tcMar>
-              <w:top w:type="dxa" w:w="100"/>
-              <w:left w:type="dxa" w:w="140"/>
-              <w:bottom w:type="dxa" w:w="100"/>
-              <w:right w:type="dxa" w:w="140"/>
-            </w:tcMar>
-          </w:tcPr>
-          <w:p>
-            <w:r>
-              <w:rPr>
-                <w:sz w:val="19"/>
-                <w:szCs w:val="19"/>
-              </w:rPr>
-              <w:t xml:space="preserve">Annuler virement</w:t>
-            </w:r>
-          </w:p>
-        </w:tc>
-        <w:tc>
-          <w:tcPr>
-            <w:tcW w:type="dxa" w:w="2300"/>
-            <w:tcMar>
-              <w:top w:type="dxa" w:w="100"/>
-              <w:left w:type="dxa" w:w="140"/>
-              <w:bottom w:type="dxa" w:w="100"/>
-              <w:right w:type="dxa" w:w="140"/>
-            </w:tcMar>
-          </w:tcPr>
-          <w:p>
-            <w:r>
-              <w:rPr>
-                <w:sz w:val="19"/>
-                <w:szCs w:val="19"/>
-              </w:rPr>
-              <w:t xml:space="preserve">⋯ Gérer → Paie</w:t>
-            </w:r>
-          </w:p>
-        </w:tc>
-        <w:tc>
-          <w:tcPr>
-            <w:tcW w:type="dxa" w:w="4200"/>
-            <w:tcMar>
-              <w:top w:type="dxa" w:w="100"/>
-              <w:left w:type="dxa" w:w="140"/>
-              <w:bottom w:type="dxa" w:w="100"/>
-              <w:right w:type="dxa" w:w="140"/>
-            </w:tcMar>
-          </w:tcPr>
-          <w:p>
-            <w:r>
-              <w:rPr>
-                <w:sz w:val="19"/>
-                <w:szCs w:val="19"/>
-              </w:rPr>
-              <w:t xml:space="preserve">Retire le dernier virement non confirmé.</w:t>
             </w:r>
           </w:p>
         </w:tc>
@@ -6466,7 +6566,7 @@
                 <w:sz w:val="19"/>
                 <w:szCs w:val="19"/>
               </w:rPr>
-              <w:t xml:space="preserve">🖨 Bulletin / 🖨 Imprimer mon bulletin de paie</w:t>
+              <w:t xml:space="preserve">Annuler virement</w:t>
             </w:r>
           </w:p>
         </w:tc>
@@ -6487,7 +6587,7 @@
                 <w:sz w:val="19"/>
                 <w:szCs w:val="19"/>
               </w:rPr>
-              <w:t xml:space="preserve">💵 Salaires, 💵 Mon salaire</w:t>
+              <w:t xml:space="preserve">⋯ Gérer → Paie</w:t>
             </w:r>
           </w:p>
         </w:tc>
@@ -6508,6 +6608,71 @@
                 <w:sz w:val="19"/>
                 <w:szCs w:val="19"/>
               </w:rPr>
+              <w:t xml:space="preserve">Retire le dernier virement non confirmé.</w:t>
+            </w:r>
+          </w:p>
+        </w:tc>
+      </w:tr>
+      <w:tr>
+        <w:trPr>
+          <w:cantSplit/>
+        </w:trPr>
+        <w:tc>
+          <w:tcPr>
+            <w:tcW w:type="dxa" w:w="2800"/>
+            <w:tcMar>
+              <w:top w:type="dxa" w:w="100"/>
+              <w:left w:type="dxa" w:w="140"/>
+              <w:bottom w:type="dxa" w:w="100"/>
+              <w:right w:type="dxa" w:w="140"/>
+            </w:tcMar>
+          </w:tcPr>
+          <w:p>
+            <w:r>
+              <w:rPr>
+                <w:sz w:val="19"/>
+                <w:szCs w:val="19"/>
+              </w:rPr>
+              <w:t xml:space="preserve">🖨 Bulletin / 🖨 Imprimer mon bulletin de paie</w:t>
+            </w:r>
+          </w:p>
+        </w:tc>
+        <w:tc>
+          <w:tcPr>
+            <w:tcW w:type="dxa" w:w="2300"/>
+            <w:tcMar>
+              <w:top w:type="dxa" w:w="100"/>
+              <w:left w:type="dxa" w:w="140"/>
+              <w:bottom w:type="dxa" w:w="100"/>
+              <w:right w:type="dxa" w:w="140"/>
+            </w:tcMar>
+          </w:tcPr>
+          <w:p>
+            <w:r>
+              <w:rPr>
+                <w:sz w:val="19"/>
+                <w:szCs w:val="19"/>
+              </w:rPr>
+              <w:t xml:space="preserve">💵 Salaires, 💵 Mon salaire</w:t>
+            </w:r>
+          </w:p>
+        </w:tc>
+        <w:tc>
+          <w:tcPr>
+            <w:tcW w:type="dxa" w:w="4200"/>
+            <w:tcMar>
+              <w:top w:type="dxa" w:w="100"/>
+              <w:left w:type="dxa" w:w="140"/>
+              <w:bottom w:type="dxa" w:w="100"/>
+              <w:right w:type="dxa" w:w="140"/>
+            </w:tcMar>
+          </w:tcPr>
+          <w:p>
+            <w:r>
+              <w:rPr>
+                <w:sz w:val="19"/>
+                <w:szCs w:val="19"/>
+              </w:rPr>
               <w:t xml:space="preserve">Le bulletin du mois choisi : nom, fonction, affectation, et ce que la fiche porte — matricule, n° d'assuré CNSS, date d'embauche, banque avec le numéro de compte réduit à ses quatre derniers chiffres (« …9379 ») ; une ligne non renseignée n'est pas imprimée. Puis les éléments de paie en </w:t>
             </w:r>
             <w:r>
@@ -6605,71 +6770,6 @@
                 <w:szCs w:val="19"/>
               </w:rPr>
               <w:t xml:space="preserve"> — du 1er janvier, ou du premier mois de paie suivi s'il est plus tard, au mois du bulletin : brut, CNSS retenue, net, versé, mois avec versement. Enfin les versements et le crédit BMI en cours. L'impôt sur le salaire (IRPP) n'y figure pas.</w:t>
-            </w:r>
-          </w:p>
-        </w:tc>
-      </w:tr>
-      <w:tr>
-        <w:trPr>
-          <w:cantSplit/>
-        </w:trPr>
-        <w:tc>
-          <w:tcPr>
-            <w:tcW w:type="dxa" w:w="2800"/>
-            <w:tcMar>
-              <w:top w:type="dxa" w:w="100"/>
-              <w:left w:type="dxa" w:w="140"/>
-              <w:bottom w:type="dxa" w:w="100"/>
-              <w:right w:type="dxa" w:w="140"/>
-            </w:tcMar>
-          </w:tcPr>
-          <w:p>
-            <w:r>
-              <w:rPr>
-                <w:sz w:val="19"/>
-                <w:szCs w:val="19"/>
-              </w:rPr>
-              <w:t xml:space="preserve">📄 Exporter</w:t>
-            </w:r>
-          </w:p>
-        </w:tc>
-        <w:tc>
-          <w:tcPr>
-            <w:tcW w:type="dxa" w:w="2300"/>
-            <w:tcMar>
-              <w:top w:type="dxa" w:w="100"/>
-              <w:left w:type="dxa" w:w="140"/>
-              <w:bottom w:type="dxa" w:w="100"/>
-              <w:right w:type="dxa" w:w="140"/>
-            </w:tcMar>
-          </w:tcPr>
-          <w:p>
-            <w:r>
-              <w:rPr>
-                <w:sz w:val="19"/>
-                <w:szCs w:val="19"/>
-              </w:rPr>
-              <w:t xml:space="preserve">💵 Salaires</w:t>
-            </w:r>
-          </w:p>
-        </w:tc>
-        <w:tc>
-          <w:tcPr>
-            <w:tcW w:type="dxa" w:w="4200"/>
-            <w:tcMar>
-              <w:top w:type="dxa" w:w="100"/>
-              <w:left w:type="dxa" w:w="140"/>
-              <w:bottom w:type="dxa" w:w="100"/>
-              <w:right w:type="dxa" w:w="140"/>
-            </w:tcMar>
-          </w:tcPr>
-          <w:p>
-            <w:r>
-              <w:rPr>
-                <w:sz w:val="19"/>
-                <w:szCs w:val="19"/>
-              </w:rPr>
-              <w:t xml:space="preserve">Le détail du mois (CSV).</w:t>
             </w:r>
           </w:p>
         </w:tc>
@@ -6695,7 +6795,7 @@
                 <w:sz w:val="19"/>
                 <w:szCs w:val="19"/>
               </w:rPr>
-              <w:t xml:space="preserve">Approuver / Refuser / + Remboursement</w:t>
+              <w:t xml:space="preserve">📄 Exporter</w:t>
             </w:r>
           </w:p>
         </w:tc>
@@ -6716,7 +6816,7 @@
                 <w:sz w:val="19"/>
                 <w:szCs w:val="19"/>
               </w:rPr>
-              <w:t xml:space="preserve">🏦 Crédits BMI</w:t>
+              <w:t xml:space="preserve">💵 Salaires</w:t>
             </w:r>
           </w:p>
         </w:tc>
@@ -6737,72 +6837,72 @@
                 <w:sz w:val="19"/>
                 <w:szCs w:val="19"/>
               </w:rPr>
+              <w:t xml:space="preserve">Le détail du mois (CSV).</w:t>
+            </w:r>
+          </w:p>
+        </w:tc>
+      </w:tr>
+      <w:tr>
+        <w:trPr>
+          <w:cantSplit/>
+        </w:trPr>
+        <w:tc>
+          <w:tcPr>
+            <w:tcW w:type="dxa" w:w="2800"/>
+            <w:tcMar>
+              <w:top w:type="dxa" w:w="100"/>
+              <w:left w:type="dxa" w:w="140"/>
+              <w:bottom w:type="dxa" w:w="100"/>
+              <w:right w:type="dxa" w:w="140"/>
+            </w:tcMar>
+          </w:tcPr>
+          <w:p>
+            <w:r>
+              <w:rPr>
+                <w:sz w:val="19"/>
+                <w:szCs w:val="19"/>
+              </w:rPr>
+              <w:t xml:space="preserve">Approuver / Refuser / + Remboursement</w:t>
+            </w:r>
+          </w:p>
+        </w:tc>
+        <w:tc>
+          <w:tcPr>
+            <w:tcW w:type="dxa" w:w="2300"/>
+            <w:tcMar>
+              <w:top w:type="dxa" w:w="100"/>
+              <w:left w:type="dxa" w:w="140"/>
+              <w:bottom w:type="dxa" w:w="100"/>
+              <w:right w:type="dxa" w:w="140"/>
+            </w:tcMar>
+          </w:tcPr>
+          <w:p>
+            <w:r>
+              <w:rPr>
+                <w:sz w:val="19"/>
+                <w:szCs w:val="19"/>
+              </w:rPr>
+              <w:t xml:space="preserve">🏦 Crédits BMI</w:t>
+            </w:r>
+          </w:p>
+        </w:tc>
+        <w:tc>
+          <w:tcPr>
+            <w:tcW w:type="dxa" w:w="4200"/>
+            <w:tcMar>
+              <w:top w:type="dxa" w:w="100"/>
+              <w:left w:type="dxa" w:w="140"/>
+              <w:bottom w:type="dxa" w:w="100"/>
+              <w:right w:type="dxa" w:w="140"/>
+            </w:tcMar>
+          </w:tcPr>
+          <w:p>
+            <w:r>
+              <w:rPr>
+                <w:sz w:val="19"/>
+                <w:szCs w:val="19"/>
+              </w:rPr>
               <w:t xml:space="preserve">La vie d'un crédit BMI.</w:t>
-            </w:r>
-          </w:p>
-        </w:tc>
-      </w:tr>
-      <w:tr>
-        <w:trPr>
-          <w:cantSplit/>
-        </w:trPr>
-        <w:tc>
-          <w:tcPr>
-            <w:tcW w:type="dxa" w:w="2800"/>
-            <w:tcMar>
-              <w:top w:type="dxa" w:w="100"/>
-              <w:left w:type="dxa" w:w="140"/>
-              <w:bottom w:type="dxa" w:w="100"/>
-              <w:right w:type="dxa" w:w="140"/>
-            </w:tcMar>
-          </w:tcPr>
-          <w:p>
-            <w:r>
-              <w:rPr>
-                <w:sz w:val="19"/>
-                <w:szCs w:val="19"/>
-              </w:rPr>
-              <w:t xml:space="preserve">💾 Enregistrer / 📥 Générer le fichier DRC (Excel) / 💸 Enregistrer le paiement CNSS du mois</w:t>
-            </w:r>
-          </w:p>
-        </w:tc>
-        <w:tc>
-          <w:tcPr>
-            <w:tcW w:type="dxa" w:w="2300"/>
-            <w:tcMar>
-              <w:top w:type="dxa" w:w="100"/>
-              <w:left w:type="dxa" w:w="140"/>
-              <w:bottom w:type="dxa" w:w="100"/>
-              <w:right w:type="dxa" w:w="140"/>
-            </w:tcMar>
-          </w:tcPr>
-          <w:p>
-            <w:r>
-              <w:rPr>
-                <w:sz w:val="19"/>
-                <w:szCs w:val="19"/>
-              </w:rPr>
-              <w:t xml:space="preserve">🏦 CNSS</w:t>
-            </w:r>
-          </w:p>
-        </w:tc>
-        <w:tc>
-          <w:tcPr>
-            <w:tcW w:type="dxa" w:w="4200"/>
-            <w:tcMar>
-              <w:top w:type="dxa" w:w="100"/>
-              <w:left w:type="dxa" w:w="140"/>
-              <w:bottom w:type="dxa" w:w="100"/>
-              <w:right w:type="dxa" w:w="140"/>
-            </w:tcMar>
-          </w:tcPr>
-          <w:p>
-            <w:r>
-              <w:rPr>
-                <w:sz w:val="19"/>
-                <w:szCs w:val="19"/>
-              </w:rPr>
-              <w:t xml:space="preserve">La déclaration et le paiement du mois.</w:t>
             </w:r>
           </w:p>
         </w:tc>
@@ -6828,7 +6928,7 @@
                 <w:sz w:val="19"/>
                 <w:szCs w:val="19"/>
               </w:rPr>
-              <w:t xml:space="preserve">Envoyer ma demande / Annuler</w:t>
+              <w:t xml:space="preserve">💾 Enregistrer / 📥 Générer le fichier DRC (Excel) / 💸 Enregistrer le paiement CNSS du mois</w:t>
             </w:r>
           </w:p>
         </w:tc>
@@ -6849,7 +6949,7 @@
                 <w:sz w:val="19"/>
                 <w:szCs w:val="19"/>
               </w:rPr>
-              <w:t xml:space="preserve">🏦 Crédit BMI (employé)</w:t>
+              <w:t xml:space="preserve">🏦 CNSS</w:t>
             </w:r>
           </w:p>
         </w:tc>
@@ -6857,6 +6957,71 @@
           <w:tcPr>
             <w:tcW w:type="dxa" w:w="4200"/>
             <w:shd w:fill="F8FAFC" w:color="auto" w:val="clear"/>
+            <w:tcMar>
+              <w:top w:type="dxa" w:w="100"/>
+              <w:left w:type="dxa" w:w="140"/>
+              <w:bottom w:type="dxa" w:w="100"/>
+              <w:right w:type="dxa" w:w="140"/>
+            </w:tcMar>
+          </w:tcPr>
+          <w:p>
+            <w:r>
+              <w:rPr>
+                <w:sz w:val="19"/>
+                <w:szCs w:val="19"/>
+              </w:rPr>
+              <w:t xml:space="preserve">La déclaration et le paiement du mois.</w:t>
+            </w:r>
+          </w:p>
+        </w:tc>
+      </w:tr>
+      <w:tr>
+        <w:trPr>
+          <w:cantSplit/>
+        </w:trPr>
+        <w:tc>
+          <w:tcPr>
+            <w:tcW w:type="dxa" w:w="2800"/>
+            <w:tcMar>
+              <w:top w:type="dxa" w:w="100"/>
+              <w:left w:type="dxa" w:w="140"/>
+              <w:bottom w:type="dxa" w:w="100"/>
+              <w:right w:type="dxa" w:w="140"/>
+            </w:tcMar>
+          </w:tcPr>
+          <w:p>
+            <w:r>
+              <w:rPr>
+                <w:sz w:val="19"/>
+                <w:szCs w:val="19"/>
+              </w:rPr>
+              <w:t xml:space="preserve">Envoyer ma demande / Annuler</w:t>
+            </w:r>
+          </w:p>
+        </w:tc>
+        <w:tc>
+          <w:tcPr>
+            <w:tcW w:type="dxa" w:w="2300"/>
+            <w:tcMar>
+              <w:top w:type="dxa" w:w="100"/>
+              <w:left w:type="dxa" w:w="140"/>
+              <w:bottom w:type="dxa" w:w="100"/>
+              <w:right w:type="dxa" w:w="140"/>
+            </w:tcMar>
+          </w:tcPr>
+          <w:p>
+            <w:r>
+              <w:rPr>
+                <w:sz w:val="19"/>
+                <w:szCs w:val="19"/>
+              </w:rPr>
+              <w:t xml:space="preserve">🏦 Crédit BMI (employé)</w:t>
+            </w:r>
+          </w:p>
+        </w:tc>
+        <w:tc>
+          <w:tcPr>
+            <w:tcW w:type="dxa" w:w="4200"/>
             <w:tcMar>
               <w:top w:type="dxa" w:w="100"/>
               <w:left w:type="dxa" w:w="140"/>
@@ -10701,7 +10866,7 @@
         <w:sz w:val="14"/>
         <w:szCs w:val="14"/>
       </w:rPr>
-      <w:t xml:space="preserve">Version 2.101.436 de l'application  ·  1er octobre 2026  ·  document interne BMI Togo</w:t>
+      <w:t xml:space="preserve">Version 2.101.437 de l'application  ·  1er octobre 2026  ·  document interne BMI Togo</w:t>
     </w:r>
   </w:p>
 </w:ftr>
